--- a/templates/CompanyProfile (1).docx
+++ b/templates/CompanyProfile (1).docx
@@ -6,11 +6,13 @@
       <w:pPr>
         <w:pStyle w:val="Ttulo"/>
         <w:rPr>
+          <w:rFonts w:ascii="Times New Roman" w:hAnsi="Times New Roman" w:cs="Times New Roman"/>
           <w:color w:val="747474" w:themeColor="background2" w:themeShade="80"/>
         </w:rPr>
       </w:pPr>
       <w:r>
         <w:rPr>
+          <w:rFonts w:ascii="Times New Roman" w:hAnsi="Times New Roman" w:cs="Times New Roman"/>
           <w:color w:val="747474" w:themeColor="background2" w:themeShade="80"/>
         </w:rPr>
         <w:t>Introduction Table (Company Snapshot)</w:t>
@@ -19,11 +21,13 @@
     <w:p>
       <w:pPr>
         <w:rPr>
+          <w:rFonts w:ascii="Times New Roman" w:hAnsi="Times New Roman" w:cs="Times New Roman"/>
           <w:color w:val="747474" w:themeColor="background2" w:themeShade="80"/>
         </w:rPr>
       </w:pPr>
       <w:r>
         <w:rPr>
+          <w:rFonts w:ascii="Times New Roman" w:hAnsi="Times New Roman" w:cs="Times New Roman"/>
           <w:color w:val="747474" w:themeColor="background2" w:themeShade="80"/>
         </w:rPr>
         <w:t>[We're working to make it as accurate as possible! Hold on]</w:t>
@@ -31,27 +35,197 @@
     </w:p>
     <w:p>
       <w:pPr>
-        <w:pStyle w:val="Ttulo"/>
+        <w:rPr>
+          <w:rFonts w:ascii="Times New Roman" w:hAnsi="Times New Roman" w:cs="Times New Roman"/>
+          <w:color w:val="747474" w:themeColor="background2" w:themeShade="80"/>
+        </w:rPr>
       </w:pPr>
       <w:r>
+        <w:rPr>
+          <w:rFonts w:ascii="Times New Roman" w:hAnsi="Times New Roman" w:cs="Times New Roman"/>
+          <w:noProof/>
+          <w:color w:val="747474" w:themeColor="background2" w:themeShade="80"/>
+        </w:rPr>
+        <mc:AlternateContent>
+          <mc:Choice Requires="wps">
+            <w:drawing>
+              <wp:anchor distT="0" distB="0" distL="114300" distR="114300" simplePos="0" relativeHeight="251659264" behindDoc="0" locked="0" layoutInCell="1" allowOverlap="1" wp14:anchorId="375FD0FD" wp14:editId="155A086C">
+                <wp:simplePos x="0" y="0"/>
+                <wp:positionH relativeFrom="column">
+                  <wp:posOffset>-8546</wp:posOffset>
+                </wp:positionH>
+                <wp:positionV relativeFrom="paragraph">
+                  <wp:posOffset>111760</wp:posOffset>
+                </wp:positionV>
+                <wp:extent cx="5896426" cy="0"/>
+                <wp:effectExtent l="0" t="0" r="9525" b="12700"/>
+                <wp:wrapNone/>
+                <wp:docPr id="1716469068" name="Conector Reto 3"/>
+                <wp:cNvGraphicFramePr/>
+                <a:graphic xmlns:a="http://schemas.openxmlformats.org/drawingml/2006/main">
+                  <a:graphicData uri="http://schemas.microsoft.com/office/word/2010/wordprocessingShape">
+                    <wps:wsp>
+                      <wps:cNvCnPr/>
+                      <wps:spPr>
+                        <a:xfrm>
+                          <a:off x="0" y="0"/>
+                          <a:ext cx="5896426" cy="0"/>
+                        </a:xfrm>
+                        <a:prstGeom prst="line">
+                          <a:avLst/>
+                        </a:prstGeom>
+                        <a:ln w="12700"/>
+                      </wps:spPr>
+                      <wps:style>
+                        <a:lnRef idx="1">
+                          <a:schemeClr val="dk1"/>
+                        </a:lnRef>
+                        <a:fillRef idx="0">
+                          <a:schemeClr val="dk1"/>
+                        </a:fillRef>
+                        <a:effectRef idx="0">
+                          <a:schemeClr val="dk1"/>
+                        </a:effectRef>
+                        <a:fontRef idx="minor">
+                          <a:schemeClr val="tx1"/>
+                        </a:fontRef>
+                      </wps:style>
+                      <wps:bodyPr/>
+                    </wps:wsp>
+                  </a:graphicData>
+                </a:graphic>
+                <wp14:sizeRelH relativeFrom="margin">
+                  <wp14:pctWidth>0</wp14:pctWidth>
+                </wp14:sizeRelH>
+              </wp:anchor>
+            </w:drawing>
+          </mc:Choice>
+          <mc:Fallback>
+            <w:pict>
+              <v:line w14:anchorId="1B8F64E6" id="Conector Reto 3" o:spid="_x0000_s1026" style="position:absolute;z-index:251659264;visibility:visible;mso-wrap-style:square;mso-width-percent:0;mso-wrap-distance-left:9pt;mso-wrap-distance-top:0;mso-wrap-distance-right:9pt;mso-wrap-distance-bottom:0;mso-position-horizontal:absolute;mso-position-horizontal-relative:text;mso-position-vertical:absolute;mso-position-vertical-relative:text;mso-width-percent:0;mso-width-relative:margin" from="-.65pt,8.8pt" to="463.65pt,8.8pt" o:gfxdata="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" strokecolor="black [3200]" strokeweight="1pt">
+                <v:stroke joinstyle="miter"/>
+              </v:line>
+            </w:pict>
+          </mc:Fallback>
+        </mc:AlternateContent>
+      </w:r>
+    </w:p>
+    <w:p>
+      <w:pPr>
+        <w:pStyle w:val="Ttulo"/>
+        <w:rPr>
+          <w:rFonts w:ascii="Times New Roman" w:hAnsi="Times New Roman" w:cs="Times New Roman"/>
+        </w:rPr>
+      </w:pPr>
+      <w:r>
+        <w:rPr>
+          <w:rFonts w:ascii="Times New Roman" w:hAnsi="Times New Roman" w:cs="Times New Roman"/>
+        </w:rPr>
         <w:t>Business Overview</w:t>
       </w:r>
     </w:p>
     <w:p>
+      <w:pPr>
+        <w:rPr>
+          <w:rFonts w:ascii="Times New Roman" w:hAnsi="Times New Roman" w:cs="Times New Roman"/>
+        </w:rPr>
+      </w:pPr>
       <w:r>
+        <w:rPr>
+          <w:rFonts w:ascii="Times New Roman" w:hAnsi="Times New Roman" w:cs="Times New Roman"/>
+        </w:rPr>
         <w:t>[INSERT BUSINESS OVERVIEW]</w:t>
       </w:r>
     </w:p>
     <w:p>
       <w:pPr>
-        <w:pStyle w:val="Ttulo"/>
-        <w:rPr>
+        <w:rPr>
+          <w:rFonts w:ascii="Times New Roman" w:hAnsi="Times New Roman" w:cs="Times New Roman"/>
           <w:color w:val="747474" w:themeColor="background2" w:themeShade="80"/>
         </w:rPr>
       </w:pPr>
       <w:r>
         <w:rPr>
+          <w:rFonts w:ascii="Times New Roman" w:hAnsi="Times New Roman" w:cs="Times New Roman"/>
+          <w:noProof/>
           <w:color w:val="747474" w:themeColor="background2" w:themeShade="80"/>
+        </w:rPr>
+        <mc:AlternateContent>
+          <mc:Choice Requires="wps">
+            <w:drawing>
+              <wp:anchor distT="0" distB="0" distL="114300" distR="114300" simplePos="0" relativeHeight="251661312" behindDoc="0" locked="0" layoutInCell="1" allowOverlap="1" wp14:anchorId="0621E4E9" wp14:editId="5D5762C2">
+                <wp:simplePos x="0" y="0"/>
+                <wp:positionH relativeFrom="column">
+                  <wp:posOffset>-8546</wp:posOffset>
+                </wp:positionH>
+                <wp:positionV relativeFrom="paragraph">
+                  <wp:posOffset>111760</wp:posOffset>
+                </wp:positionV>
+                <wp:extent cx="5896426" cy="0"/>
+                <wp:effectExtent l="0" t="0" r="9525" b="12700"/>
+                <wp:wrapNone/>
+                <wp:docPr id="166697381" name="Conector Reto 3"/>
+                <wp:cNvGraphicFramePr/>
+                <a:graphic xmlns:a="http://schemas.openxmlformats.org/drawingml/2006/main">
+                  <a:graphicData uri="http://schemas.microsoft.com/office/word/2010/wordprocessingShape">
+                    <wps:wsp>
+                      <wps:cNvCnPr/>
+                      <wps:spPr>
+                        <a:xfrm>
+                          <a:off x="0" y="0"/>
+                          <a:ext cx="5896426" cy="0"/>
+                        </a:xfrm>
+                        <a:prstGeom prst="line">
+                          <a:avLst/>
+                        </a:prstGeom>
+                        <a:ln w="12700"/>
+                      </wps:spPr>
+                      <wps:style>
+                        <a:lnRef idx="1">
+                          <a:schemeClr val="dk1"/>
+                        </a:lnRef>
+                        <a:fillRef idx="0">
+                          <a:schemeClr val="dk1"/>
+                        </a:fillRef>
+                        <a:effectRef idx="0">
+                          <a:schemeClr val="dk1"/>
+                        </a:effectRef>
+                        <a:fontRef idx="minor">
+                          <a:schemeClr val="tx1"/>
+                        </a:fontRef>
+                      </wps:style>
+                      <wps:bodyPr/>
+                    </wps:wsp>
+                  </a:graphicData>
+                </a:graphic>
+                <wp14:sizeRelH relativeFrom="margin">
+                  <wp14:pctWidth>0</wp14:pctWidth>
+                </wp14:sizeRelH>
+              </wp:anchor>
+            </w:drawing>
+          </mc:Choice>
+          <mc:Fallback>
+            <w:pict>
+              <v:line w14:anchorId="08C72826" id="Conector Reto 3" o:spid="_x0000_s1026" style="position:absolute;z-index:251661312;visibility:visible;mso-wrap-style:square;mso-width-percent:0;mso-wrap-distance-left:9pt;mso-wrap-distance-top:0;mso-wrap-distance-right:9pt;mso-wrap-distance-bottom:0;mso-position-horizontal:absolute;mso-position-horizontal-relative:text;mso-position-vertical:absolute;mso-position-vertical-relative:text;mso-width-percent:0;mso-width-relative:margin" from="-.65pt,8.8pt" to="463.65pt,8.8pt" o:gfxdata="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" strokecolor="black [3200]" strokeweight="1pt">
+                <v:stroke joinstyle="miter"/>
+              </v:line>
+            </w:pict>
+          </mc:Fallback>
+        </mc:AlternateContent>
+      </w:r>
+    </w:p>
+    <w:p>
+      <w:pPr>
+        <w:pStyle w:val="Ttulo"/>
+        <w:rPr>
+          <w:rFonts w:ascii="Times New Roman" w:hAnsi="Times New Roman" w:cs="Times New Roman"/>
+          <w:color w:val="000000" w:themeColor="text1"/>
+        </w:rPr>
+      </w:pPr>
+      <w:r>
+        <w:rPr>
+          <w:rFonts w:ascii="Times New Roman" w:hAnsi="Times New Roman" w:cs="Times New Roman"/>
+          <w:color w:val="000000" w:themeColor="text1"/>
         </w:rPr>
         <w:t>Revenue Split</w:t>
       </w:r>
@@ -59,26 +233,121 @@
     <w:p>
       <w:pPr>
         <w:rPr>
-          <w:color w:val="747474" w:themeColor="background2" w:themeShade="80"/>
+          <w:rFonts w:ascii="Times New Roman" w:hAnsi="Times New Roman" w:cs="Times New Roman"/>
+          <w:color w:val="000000" w:themeColor="text1"/>
         </w:rPr>
       </w:pPr>
       <w:r>
         <w:rPr>
+          <w:rFonts w:ascii="Times New Roman" w:hAnsi="Times New Roman" w:cs="Times New Roman"/>
+          <w:color w:val="000000" w:themeColor="text1"/>
+        </w:rPr>
+        <w:t>[</w:t>
+      </w:r>
+      <w:r>
+        <w:rPr>
+          <w:rFonts w:ascii="Times New Roman" w:hAnsi="Times New Roman" w:cs="Times New Roman"/>
+          <w:color w:val="000000" w:themeColor="text1"/>
+        </w:rPr>
+        <w:t>INSERT REVENUE SPLIT</w:t>
+      </w:r>
+      <w:r>
+        <w:rPr>
+          <w:rFonts w:ascii="Times New Roman" w:hAnsi="Times New Roman" w:cs="Times New Roman"/>
+          <w:color w:val="000000" w:themeColor="text1"/>
+        </w:rPr>
+        <w:t>]</w:t>
+      </w:r>
+    </w:p>
+    <w:p>
+      <w:pPr>
+        <w:rPr>
+          <w:rFonts w:ascii="Times New Roman" w:hAnsi="Times New Roman" w:cs="Times New Roman"/>
           <w:color w:val="747474" w:themeColor="background2" w:themeShade="80"/>
         </w:rPr>
-        <w:t>[We're working to make it as accurate as possible! Hold on]</w:t>
+      </w:pPr>
+      <w:r>
+        <w:rPr>
+          <w:rFonts w:ascii="Times New Roman" w:hAnsi="Times New Roman" w:cs="Times New Roman"/>
+          <w:noProof/>
+          <w:color w:val="747474" w:themeColor="background2" w:themeShade="80"/>
+        </w:rPr>
+        <mc:AlternateContent>
+          <mc:Choice Requires="wps">
+            <w:drawing>
+              <wp:anchor distT="0" distB="0" distL="114300" distR="114300" simplePos="0" relativeHeight="251663360" behindDoc="0" locked="0" layoutInCell="1" allowOverlap="1" wp14:anchorId="70367C5C" wp14:editId="754DCBE1">
+                <wp:simplePos x="0" y="0"/>
+                <wp:positionH relativeFrom="column">
+                  <wp:posOffset>-8546</wp:posOffset>
+                </wp:positionH>
+                <wp:positionV relativeFrom="paragraph">
+                  <wp:posOffset>111760</wp:posOffset>
+                </wp:positionV>
+                <wp:extent cx="5896426" cy="0"/>
+                <wp:effectExtent l="0" t="0" r="9525" b="12700"/>
+                <wp:wrapNone/>
+                <wp:docPr id="1726172192" name="Conector Reto 3"/>
+                <wp:cNvGraphicFramePr/>
+                <a:graphic xmlns:a="http://schemas.openxmlformats.org/drawingml/2006/main">
+                  <a:graphicData uri="http://schemas.microsoft.com/office/word/2010/wordprocessingShape">
+                    <wps:wsp>
+                      <wps:cNvCnPr/>
+                      <wps:spPr>
+                        <a:xfrm>
+                          <a:off x="0" y="0"/>
+                          <a:ext cx="5896426" cy="0"/>
+                        </a:xfrm>
+                        <a:prstGeom prst="line">
+                          <a:avLst/>
+                        </a:prstGeom>
+                        <a:ln w="12700"/>
+                      </wps:spPr>
+                      <wps:style>
+                        <a:lnRef idx="1">
+                          <a:schemeClr val="dk1"/>
+                        </a:lnRef>
+                        <a:fillRef idx="0">
+                          <a:schemeClr val="dk1"/>
+                        </a:fillRef>
+                        <a:effectRef idx="0">
+                          <a:schemeClr val="dk1"/>
+                        </a:effectRef>
+                        <a:fontRef idx="minor">
+                          <a:schemeClr val="tx1"/>
+                        </a:fontRef>
+                      </wps:style>
+                      <wps:bodyPr/>
+                    </wps:wsp>
+                  </a:graphicData>
+                </a:graphic>
+                <wp14:sizeRelH relativeFrom="margin">
+                  <wp14:pctWidth>0</wp14:pctWidth>
+                </wp14:sizeRelH>
+              </wp:anchor>
+            </w:drawing>
+          </mc:Choice>
+          <mc:Fallback>
+            <w:pict>
+              <v:line w14:anchorId="501EABEC" id="Conector Reto 3" o:spid="_x0000_s1026" style="position:absolute;z-index:251663360;visibility:visible;mso-wrap-style:square;mso-width-percent:0;mso-wrap-distance-left:9pt;mso-wrap-distance-top:0;mso-wrap-distance-right:9pt;mso-wrap-distance-bottom:0;mso-position-horizontal:absolute;mso-position-horizontal-relative:text;mso-position-vertical:absolute;mso-position-vertical-relative:text;mso-width-percent:0;mso-width-relative:margin" from="-.65pt,8.8pt" to="463.65pt,8.8pt" o:gfxdata="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" strokecolor="black [3200]" strokeweight="1pt">
+                <v:stroke joinstyle="miter"/>
+              </v:line>
+            </w:pict>
+          </mc:Fallback>
+        </mc:AlternateContent>
       </w:r>
     </w:p>
     <w:p>
       <w:pPr>
         <w:pStyle w:val="Ttulo"/>
         <w:rPr>
-          <w:color w:val="747474" w:themeColor="background2" w:themeShade="80"/>
+          <w:rFonts w:ascii="Times New Roman" w:hAnsi="Times New Roman" w:cs="Times New Roman"/>
+          <w:color w:val="000000" w:themeColor="text1"/>
         </w:rPr>
       </w:pPr>
       <w:r>
         <w:rPr>
-          <w:color w:val="747474" w:themeColor="background2" w:themeShade="80"/>
+          <w:rFonts w:ascii="Times New Roman" w:hAnsi="Times New Roman" w:cs="Times New Roman"/>
+          <w:color w:val="000000" w:themeColor="text1"/>
         </w:rPr>
         <w:t>Products/Services Overview</w:t>
       </w:r>
@@ -86,26 +355,121 @@
     <w:p>
       <w:pPr>
         <w:rPr>
-          <w:color w:val="747474" w:themeColor="background2" w:themeShade="80"/>
+          <w:rFonts w:ascii="Times New Roman" w:hAnsi="Times New Roman" w:cs="Times New Roman"/>
+          <w:color w:val="000000" w:themeColor="text1"/>
         </w:rPr>
       </w:pPr>
       <w:r>
         <w:rPr>
+          <w:rFonts w:ascii="Times New Roman" w:hAnsi="Times New Roman" w:cs="Times New Roman"/>
+          <w:color w:val="000000" w:themeColor="text1"/>
+        </w:rPr>
+        <w:t>[</w:t>
+      </w:r>
+      <w:r>
+        <w:rPr>
+          <w:rFonts w:ascii="Times New Roman" w:hAnsi="Times New Roman" w:cs="Times New Roman"/>
+          <w:color w:val="000000" w:themeColor="text1"/>
+        </w:rPr>
+        <w:t>INSERT SERVICES OVERVIEW</w:t>
+      </w:r>
+      <w:r>
+        <w:rPr>
+          <w:rFonts w:ascii="Times New Roman" w:hAnsi="Times New Roman" w:cs="Times New Roman"/>
+          <w:color w:val="000000" w:themeColor="text1"/>
+        </w:rPr>
+        <w:t>]</w:t>
+      </w:r>
+    </w:p>
+    <w:p>
+      <w:pPr>
+        <w:rPr>
+          <w:rFonts w:ascii="Times New Roman" w:hAnsi="Times New Roman" w:cs="Times New Roman"/>
           <w:color w:val="747474" w:themeColor="background2" w:themeShade="80"/>
         </w:rPr>
-        <w:t>[We're working to make it as accurate as possible! Hold on]</w:t>
+      </w:pPr>
+      <w:r>
+        <w:rPr>
+          <w:rFonts w:ascii="Times New Roman" w:hAnsi="Times New Roman" w:cs="Times New Roman"/>
+          <w:noProof/>
+          <w:color w:val="747474" w:themeColor="background2" w:themeShade="80"/>
+        </w:rPr>
+        <mc:AlternateContent>
+          <mc:Choice Requires="wps">
+            <w:drawing>
+              <wp:anchor distT="0" distB="0" distL="114300" distR="114300" simplePos="0" relativeHeight="251665408" behindDoc="0" locked="0" layoutInCell="1" allowOverlap="1" wp14:anchorId="4DB87272" wp14:editId="380B67DD">
+                <wp:simplePos x="0" y="0"/>
+                <wp:positionH relativeFrom="column">
+                  <wp:posOffset>-8546</wp:posOffset>
+                </wp:positionH>
+                <wp:positionV relativeFrom="paragraph">
+                  <wp:posOffset>111760</wp:posOffset>
+                </wp:positionV>
+                <wp:extent cx="5896426" cy="0"/>
+                <wp:effectExtent l="0" t="0" r="9525" b="12700"/>
+                <wp:wrapNone/>
+                <wp:docPr id="437236286" name="Conector Reto 3"/>
+                <wp:cNvGraphicFramePr/>
+                <a:graphic xmlns:a="http://schemas.openxmlformats.org/drawingml/2006/main">
+                  <a:graphicData uri="http://schemas.microsoft.com/office/word/2010/wordprocessingShape">
+                    <wps:wsp>
+                      <wps:cNvCnPr/>
+                      <wps:spPr>
+                        <a:xfrm>
+                          <a:off x="0" y="0"/>
+                          <a:ext cx="5896426" cy="0"/>
+                        </a:xfrm>
+                        <a:prstGeom prst="line">
+                          <a:avLst/>
+                        </a:prstGeom>
+                        <a:ln w="12700"/>
+                      </wps:spPr>
+                      <wps:style>
+                        <a:lnRef idx="1">
+                          <a:schemeClr val="dk1"/>
+                        </a:lnRef>
+                        <a:fillRef idx="0">
+                          <a:schemeClr val="dk1"/>
+                        </a:fillRef>
+                        <a:effectRef idx="0">
+                          <a:schemeClr val="dk1"/>
+                        </a:effectRef>
+                        <a:fontRef idx="minor">
+                          <a:schemeClr val="tx1"/>
+                        </a:fontRef>
+                      </wps:style>
+                      <wps:bodyPr/>
+                    </wps:wsp>
+                  </a:graphicData>
+                </a:graphic>
+                <wp14:sizeRelH relativeFrom="margin">
+                  <wp14:pctWidth>0</wp14:pctWidth>
+                </wp14:sizeRelH>
+              </wp:anchor>
+            </w:drawing>
+          </mc:Choice>
+          <mc:Fallback>
+            <w:pict>
+              <v:line w14:anchorId="607EB4DF" id="Conector Reto 3" o:spid="_x0000_s1026" style="position:absolute;z-index:251665408;visibility:visible;mso-wrap-style:square;mso-width-percent:0;mso-wrap-distance-left:9pt;mso-wrap-distance-top:0;mso-wrap-distance-right:9pt;mso-wrap-distance-bottom:0;mso-position-horizontal:absolute;mso-position-horizontal-relative:text;mso-position-vertical:absolute;mso-position-vertical-relative:text;mso-width-percent:0;mso-width-relative:margin" from="-.65pt,8.8pt" to="463.65pt,8.8pt" o:gfxdata="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" strokecolor="black [3200]" strokeweight="1pt">
+                <v:stroke joinstyle="miter"/>
+              </v:line>
+            </w:pict>
+          </mc:Fallback>
+        </mc:AlternateContent>
       </w:r>
     </w:p>
     <w:p>
       <w:pPr>
         <w:pStyle w:val="Ttulo"/>
         <w:rPr>
-          <w:color w:val="747474" w:themeColor="background2" w:themeShade="80"/>
+          <w:rFonts w:ascii="Times New Roman" w:hAnsi="Times New Roman" w:cs="Times New Roman"/>
+          <w:color w:val="000000" w:themeColor="text1"/>
         </w:rPr>
       </w:pPr>
       <w:r>
         <w:rPr>
-          <w:color w:val="747474" w:themeColor="background2" w:themeShade="80"/>
+          <w:rFonts w:ascii="Times New Roman" w:hAnsi="Times New Roman" w:cs="Times New Roman"/>
+          <w:color w:val="000000" w:themeColor="text1"/>
         </w:rPr>
         <w:t>Geographical Footprint</w:t>
       </w:r>
@@ -113,26 +477,121 @@
     <w:p>
       <w:pPr>
         <w:rPr>
-          <w:color w:val="747474" w:themeColor="background2" w:themeShade="80"/>
+          <w:rFonts w:ascii="Times New Roman" w:hAnsi="Times New Roman" w:cs="Times New Roman"/>
+          <w:color w:val="000000" w:themeColor="text1"/>
         </w:rPr>
       </w:pPr>
       <w:r>
         <w:rPr>
+          <w:rFonts w:ascii="Times New Roman" w:hAnsi="Times New Roman" w:cs="Times New Roman"/>
+          <w:color w:val="000000" w:themeColor="text1"/>
+        </w:rPr>
+        <w:t>[</w:t>
+      </w:r>
+      <w:r>
+        <w:rPr>
+          <w:rFonts w:ascii="Times New Roman" w:hAnsi="Times New Roman" w:cs="Times New Roman"/>
+          <w:color w:val="000000" w:themeColor="text1"/>
+        </w:rPr>
+        <w:t>INSERT GEO FOOTPRINT</w:t>
+      </w:r>
+      <w:r>
+        <w:rPr>
+          <w:rFonts w:ascii="Times New Roman" w:hAnsi="Times New Roman" w:cs="Times New Roman"/>
+          <w:color w:val="000000" w:themeColor="text1"/>
+        </w:rPr>
+        <w:t>]</w:t>
+      </w:r>
+    </w:p>
+    <w:p>
+      <w:pPr>
+        <w:rPr>
+          <w:rFonts w:ascii="Times New Roman" w:hAnsi="Times New Roman" w:cs="Times New Roman"/>
           <w:color w:val="747474" w:themeColor="background2" w:themeShade="80"/>
         </w:rPr>
-        <w:t>[We're working to make it as accurate as possible! Hold on]</w:t>
+      </w:pPr>
+      <w:r>
+        <w:rPr>
+          <w:rFonts w:ascii="Times New Roman" w:hAnsi="Times New Roman" w:cs="Times New Roman"/>
+          <w:noProof/>
+          <w:color w:val="747474" w:themeColor="background2" w:themeShade="80"/>
+        </w:rPr>
+        <mc:AlternateContent>
+          <mc:Choice Requires="wps">
+            <w:drawing>
+              <wp:anchor distT="0" distB="0" distL="114300" distR="114300" simplePos="0" relativeHeight="251667456" behindDoc="0" locked="0" layoutInCell="1" allowOverlap="1" wp14:anchorId="5FA560B7" wp14:editId="667C48EF">
+                <wp:simplePos x="0" y="0"/>
+                <wp:positionH relativeFrom="column">
+                  <wp:posOffset>-8546</wp:posOffset>
+                </wp:positionH>
+                <wp:positionV relativeFrom="paragraph">
+                  <wp:posOffset>111760</wp:posOffset>
+                </wp:positionV>
+                <wp:extent cx="5896426" cy="0"/>
+                <wp:effectExtent l="0" t="0" r="9525" b="12700"/>
+                <wp:wrapNone/>
+                <wp:docPr id="1066320201" name="Conector Reto 3"/>
+                <wp:cNvGraphicFramePr/>
+                <a:graphic xmlns:a="http://schemas.openxmlformats.org/drawingml/2006/main">
+                  <a:graphicData uri="http://schemas.microsoft.com/office/word/2010/wordprocessingShape">
+                    <wps:wsp>
+                      <wps:cNvCnPr/>
+                      <wps:spPr>
+                        <a:xfrm>
+                          <a:off x="0" y="0"/>
+                          <a:ext cx="5896426" cy="0"/>
+                        </a:xfrm>
+                        <a:prstGeom prst="line">
+                          <a:avLst/>
+                        </a:prstGeom>
+                        <a:ln w="12700"/>
+                      </wps:spPr>
+                      <wps:style>
+                        <a:lnRef idx="1">
+                          <a:schemeClr val="dk1"/>
+                        </a:lnRef>
+                        <a:fillRef idx="0">
+                          <a:schemeClr val="dk1"/>
+                        </a:fillRef>
+                        <a:effectRef idx="0">
+                          <a:schemeClr val="dk1"/>
+                        </a:effectRef>
+                        <a:fontRef idx="minor">
+                          <a:schemeClr val="tx1"/>
+                        </a:fontRef>
+                      </wps:style>
+                      <wps:bodyPr/>
+                    </wps:wsp>
+                  </a:graphicData>
+                </a:graphic>
+                <wp14:sizeRelH relativeFrom="margin">
+                  <wp14:pctWidth>0</wp14:pctWidth>
+                </wp14:sizeRelH>
+              </wp:anchor>
+            </w:drawing>
+          </mc:Choice>
+          <mc:Fallback>
+            <w:pict>
+              <v:line w14:anchorId="78B6CDA8" id="Conector Reto 3" o:spid="_x0000_s1026" style="position:absolute;z-index:251667456;visibility:visible;mso-wrap-style:square;mso-width-percent:0;mso-wrap-distance-left:9pt;mso-wrap-distance-top:0;mso-wrap-distance-right:9pt;mso-wrap-distance-bottom:0;mso-position-horizontal:absolute;mso-position-horizontal-relative:text;mso-position-vertical:absolute;mso-position-vertical-relative:text;mso-width-percent:0;mso-width-relative:margin" from="-.65pt,8.8pt" to="463.65pt,8.8pt" o:gfxdata="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" strokecolor="black [3200]" strokeweight="1pt">
+                <v:stroke joinstyle="miter"/>
+              </v:line>
+            </w:pict>
+          </mc:Fallback>
+        </mc:AlternateContent>
       </w:r>
     </w:p>
     <w:p>
       <w:pPr>
         <w:pStyle w:val="Ttulo"/>
         <w:rPr>
-          <w:color w:val="747474" w:themeColor="background2" w:themeShade="80"/>
+          <w:rFonts w:ascii="Times New Roman" w:hAnsi="Times New Roman" w:cs="Times New Roman"/>
+          <w:color w:val="000000" w:themeColor="text1"/>
         </w:rPr>
       </w:pPr>
       <w:r>
         <w:rPr>
-          <w:color w:val="747474" w:themeColor="background2" w:themeShade="80"/>
+          <w:rFonts w:ascii="Times New Roman" w:hAnsi="Times New Roman" w:cs="Times New Roman"/>
+          <w:color w:val="000000" w:themeColor="text1"/>
         </w:rPr>
         <w:t>Key Developments</w:t>
       </w:r>
@@ -140,24 +599,126 @@
     <w:p>
       <w:pPr>
         <w:rPr>
-          <w:color w:val="747474" w:themeColor="background2" w:themeShade="80"/>
+          <w:rFonts w:ascii="Times New Roman" w:hAnsi="Times New Roman" w:cs="Times New Roman"/>
+          <w:color w:val="000000" w:themeColor="text1"/>
         </w:rPr>
       </w:pPr>
       <w:r>
         <w:rPr>
+          <w:rFonts w:ascii="Times New Roman" w:hAnsi="Times New Roman" w:cs="Times New Roman"/>
+          <w:color w:val="000000" w:themeColor="text1"/>
+        </w:rPr>
+        <w:t>[</w:t>
+      </w:r>
+      <w:r>
+        <w:rPr>
+          <w:rFonts w:ascii="Times New Roman" w:hAnsi="Times New Roman" w:cs="Times New Roman"/>
+          <w:color w:val="000000" w:themeColor="text1"/>
+        </w:rPr>
+        <w:t>INSERT KEY DEVELOPMENTS</w:t>
+      </w:r>
+      <w:r>
+        <w:rPr>
+          <w:rFonts w:ascii="Times New Roman" w:hAnsi="Times New Roman" w:cs="Times New Roman"/>
+          <w:color w:val="000000" w:themeColor="text1"/>
+        </w:rPr>
+        <w:t>]</w:t>
+      </w:r>
+    </w:p>
+    <w:p>
+      <w:pPr>
+        <w:rPr>
+          <w:rFonts w:ascii="Times New Roman" w:hAnsi="Times New Roman" w:cs="Times New Roman"/>
           <w:color w:val="747474" w:themeColor="background2" w:themeShade="80"/>
         </w:rPr>
-        <w:t>[We're working to make it as accurate as possible! Hold on]</w:t>
+      </w:pPr>
+      <w:r>
+        <w:rPr>
+          <w:rFonts w:ascii="Times New Roman" w:hAnsi="Times New Roman" w:cs="Times New Roman"/>
+          <w:noProof/>
+          <w:color w:val="747474" w:themeColor="background2" w:themeShade="80"/>
+        </w:rPr>
+        <mc:AlternateContent>
+          <mc:Choice Requires="wps">
+            <w:drawing>
+              <wp:anchor distT="0" distB="0" distL="114300" distR="114300" simplePos="0" relativeHeight="251669504" behindDoc="0" locked="0" layoutInCell="1" allowOverlap="1" wp14:anchorId="589F421E" wp14:editId="70B865B1">
+                <wp:simplePos x="0" y="0"/>
+                <wp:positionH relativeFrom="column">
+                  <wp:posOffset>-8546</wp:posOffset>
+                </wp:positionH>
+                <wp:positionV relativeFrom="paragraph">
+                  <wp:posOffset>111760</wp:posOffset>
+                </wp:positionV>
+                <wp:extent cx="5896426" cy="0"/>
+                <wp:effectExtent l="0" t="0" r="9525" b="12700"/>
+                <wp:wrapNone/>
+                <wp:docPr id="1414740584" name="Conector Reto 3"/>
+                <wp:cNvGraphicFramePr/>
+                <a:graphic xmlns:a="http://schemas.openxmlformats.org/drawingml/2006/main">
+                  <a:graphicData uri="http://schemas.microsoft.com/office/word/2010/wordprocessingShape">
+                    <wps:wsp>
+                      <wps:cNvCnPr/>
+                      <wps:spPr>
+                        <a:xfrm>
+                          <a:off x="0" y="0"/>
+                          <a:ext cx="5896426" cy="0"/>
+                        </a:xfrm>
+                        <a:prstGeom prst="line">
+                          <a:avLst/>
+                        </a:prstGeom>
+                        <a:ln w="12700"/>
+                      </wps:spPr>
+                      <wps:style>
+                        <a:lnRef idx="1">
+                          <a:schemeClr val="dk1"/>
+                        </a:lnRef>
+                        <a:fillRef idx="0">
+                          <a:schemeClr val="dk1"/>
+                        </a:fillRef>
+                        <a:effectRef idx="0">
+                          <a:schemeClr val="dk1"/>
+                        </a:effectRef>
+                        <a:fontRef idx="minor">
+                          <a:schemeClr val="tx1"/>
+                        </a:fontRef>
+                      </wps:style>
+                      <wps:bodyPr/>
+                    </wps:wsp>
+                  </a:graphicData>
+                </a:graphic>
+                <wp14:sizeRelH relativeFrom="margin">
+                  <wp14:pctWidth>0</wp14:pctWidth>
+                </wp14:sizeRelH>
+              </wp:anchor>
+            </w:drawing>
+          </mc:Choice>
+          <mc:Fallback>
+            <w:pict>
+              <v:line w14:anchorId="46C416D9" id="Conector Reto 3" o:spid="_x0000_s1026" style="position:absolute;z-index:251669504;visibility:visible;mso-wrap-style:square;mso-width-percent:0;mso-wrap-distance-left:9pt;mso-wrap-distance-top:0;mso-wrap-distance-right:9pt;mso-wrap-distance-bottom:0;mso-position-horizontal:absolute;mso-position-horizontal-relative:text;mso-position-vertical:absolute;mso-position-vertical-relative:text;mso-width-percent:0;mso-width-relative:margin" from="-.65pt,8.8pt" to="463.65pt,8.8pt" o:gfxdata="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" strokecolor="black [3200]" strokeweight="1pt">
+                <v:stroke joinstyle="miter"/>
+              </v:line>
+            </w:pict>
+          </mc:Fallback>
+        </mc:AlternateContent>
       </w:r>
     </w:p>
     <w:p>
       <w:pPr>
         <w:pStyle w:val="Ttulo"/>
+        <w:rPr>
+          <w:rFonts w:ascii="Times New Roman" w:hAnsi="Times New Roman" w:cs="Times New Roman"/>
+        </w:rPr>
       </w:pPr>
       <w:r>
+        <w:rPr>
+          <w:rFonts w:ascii="Times New Roman" w:hAnsi="Times New Roman" w:cs="Times New Roman"/>
+        </w:rPr>
         <w:t xml:space="preserve">Key </w:t>
       </w:r>
       <w:r>
+        <w:rPr>
+          <w:rFonts w:ascii="Times New Roman" w:hAnsi="Times New Roman" w:cs="Times New Roman"/>
+        </w:rPr>
         <w:t>Stakeholders</w:t>
       </w:r>
     </w:p>
@@ -181,7 +742,15 @@
             <w:tcW w:w="3120" w:type="dxa"/>
           </w:tcPr>
           <w:p>
-            <w:r>
+            <w:pPr>
+              <w:rPr>
+                <w:rFonts w:ascii="Times New Roman" w:hAnsi="Times New Roman" w:cs="Times New Roman"/>
+              </w:rPr>
+            </w:pPr>
+            <w:r>
+              <w:rPr>
+                <w:rFonts w:ascii="Times New Roman" w:hAnsi="Times New Roman" w:cs="Times New Roman"/>
+              </w:rPr>
               <w:t>Title</w:t>
             </w:r>
           </w:p>
@@ -191,7 +760,15 @@
             <w:tcW w:w="6231" w:type="dxa"/>
           </w:tcPr>
           <w:p>
-            <w:r>
+            <w:pPr>
+              <w:rPr>
+                <w:rFonts w:ascii="Times New Roman" w:hAnsi="Times New Roman" w:cs="Times New Roman"/>
+              </w:rPr>
+            </w:pPr>
+            <w:r>
+              <w:rPr>
+                <w:rFonts w:ascii="Times New Roman" w:hAnsi="Times New Roman" w:cs="Times New Roman"/>
+              </w:rPr>
               <w:t>Occupants</w:t>
             </w:r>
           </w:p>
@@ -206,7 +783,15 @@
             <w:tcW w:w="3120" w:type="dxa"/>
           </w:tcPr>
           <w:p>
-            <w:r>
+            <w:pPr>
+              <w:rPr>
+                <w:rFonts w:ascii="Times New Roman" w:hAnsi="Times New Roman" w:cs="Times New Roman"/>
+              </w:rPr>
+            </w:pPr>
+            <w:r>
+              <w:rPr>
+                <w:rFonts w:ascii="Times New Roman" w:hAnsi="Times New Roman" w:cs="Times New Roman"/>
+              </w:rPr>
               <w:t>Shareholders</w:t>
             </w:r>
           </w:p>
@@ -216,7 +801,15 @@
             <w:tcW w:w="6231" w:type="dxa"/>
           </w:tcPr>
           <w:p>
-            <w:r>
+            <w:pPr>
+              <w:rPr>
+                <w:rFonts w:ascii="Times New Roman" w:hAnsi="Times New Roman" w:cs="Times New Roman"/>
+              </w:rPr>
+            </w:pPr>
+            <w:r>
+              <w:rPr>
+                <w:rFonts w:ascii="Times New Roman" w:hAnsi="Times New Roman" w:cs="Times New Roman"/>
+              </w:rPr>
               <w:t>[SHAREHOLDERS]</w:t>
             </w:r>
           </w:p>
@@ -231,7 +824,15 @@
             <w:tcW w:w="3120" w:type="dxa"/>
           </w:tcPr>
           <w:p>
-            <w:r>
+            <w:pPr>
+              <w:rPr>
+                <w:rFonts w:ascii="Times New Roman" w:hAnsi="Times New Roman" w:cs="Times New Roman"/>
+              </w:rPr>
+            </w:pPr>
+            <w:r>
+              <w:rPr>
+                <w:rFonts w:ascii="Times New Roman" w:hAnsi="Times New Roman" w:cs="Times New Roman"/>
+              </w:rPr>
               <w:t>Management</w:t>
             </w:r>
           </w:p>
@@ -241,7 +842,15 @@
             <w:tcW w:w="6231" w:type="dxa"/>
           </w:tcPr>
           <w:p>
-            <w:r>
+            <w:pPr>
+              <w:rPr>
+                <w:rFonts w:ascii="Times New Roman" w:hAnsi="Times New Roman" w:cs="Times New Roman"/>
+              </w:rPr>
+            </w:pPr>
+            <w:r>
+              <w:rPr>
+                <w:rFonts w:ascii="Times New Roman" w:hAnsi="Times New Roman" w:cs="Times New Roman"/>
+              </w:rPr>
               <w:t>[MANAGEMENT]</w:t>
             </w:r>
           </w:p>
@@ -256,7 +865,15 @@
             <w:tcW w:w="3120" w:type="dxa"/>
           </w:tcPr>
           <w:p>
-            <w:r>
+            <w:pPr>
+              <w:rPr>
+                <w:rFonts w:ascii="Times New Roman" w:hAnsi="Times New Roman" w:cs="Times New Roman"/>
+              </w:rPr>
+            </w:pPr>
+            <w:r>
+              <w:rPr>
+                <w:rFonts w:ascii="Times New Roman" w:hAnsi="Times New Roman" w:cs="Times New Roman"/>
+              </w:rPr>
               <w:t>Lenders</w:t>
             </w:r>
           </w:p>
@@ -266,7 +883,15 @@
             <w:tcW w:w="6231" w:type="dxa"/>
           </w:tcPr>
           <w:p>
-            <w:r>
+            <w:pPr>
+              <w:rPr>
+                <w:rFonts w:ascii="Times New Roman" w:hAnsi="Times New Roman" w:cs="Times New Roman"/>
+              </w:rPr>
+            </w:pPr>
+            <w:r>
+              <w:rPr>
+                <w:rFonts w:ascii="Times New Roman" w:hAnsi="Times New Roman" w:cs="Times New Roman"/>
+              </w:rPr>
               <w:t>[LENDERS]</w:t>
             </w:r>
           </w:p>
@@ -281,7 +906,15 @@
             <w:tcW w:w="3120" w:type="dxa"/>
           </w:tcPr>
           <w:p>
-            <w:r>
+            <w:pPr>
+              <w:rPr>
+                <w:rFonts w:ascii="Times New Roman" w:hAnsi="Times New Roman" w:cs="Times New Roman"/>
+              </w:rPr>
+            </w:pPr>
+            <w:r>
+              <w:rPr>
+                <w:rFonts w:ascii="Times New Roman" w:hAnsi="Times New Roman" w:cs="Times New Roman"/>
+              </w:rPr>
               <w:t>Auditors</w:t>
             </w:r>
           </w:p>
@@ -291,7 +924,15 @@
             <w:tcW w:w="6231" w:type="dxa"/>
           </w:tcPr>
           <w:p>
-            <w:r>
+            <w:pPr>
+              <w:rPr>
+                <w:rFonts w:ascii="Times New Roman" w:hAnsi="Times New Roman" w:cs="Times New Roman"/>
+              </w:rPr>
+            </w:pPr>
+            <w:r>
+              <w:rPr>
+                <w:rFonts w:ascii="Times New Roman" w:hAnsi="Times New Roman" w:cs="Times New Roman"/>
+              </w:rPr>
               <w:t>[AUDITORS]</w:t>
             </w:r>
           </w:p>
@@ -306,7 +947,15 @@
             <w:tcW w:w="3120" w:type="dxa"/>
           </w:tcPr>
           <w:p>
-            <w:r>
+            <w:pPr>
+              <w:rPr>
+                <w:rFonts w:ascii="Times New Roman" w:hAnsi="Times New Roman" w:cs="Times New Roman"/>
+              </w:rPr>
+            </w:pPr>
+            <w:r>
+              <w:rPr>
+                <w:rFonts w:ascii="Times New Roman" w:hAnsi="Times New Roman" w:cs="Times New Roman"/>
+              </w:rPr>
               <w:t>Advisors</w:t>
             </w:r>
           </w:p>
@@ -316,24 +965,171 @@
             <w:tcW w:w="6231" w:type="dxa"/>
           </w:tcPr>
           <w:p>
-            <w:r>
+            <w:pPr>
+              <w:rPr>
+                <w:rFonts w:ascii="Times New Roman" w:hAnsi="Times New Roman" w:cs="Times New Roman"/>
+              </w:rPr>
+            </w:pPr>
+            <w:r>
+              <w:rPr>
+                <w:rFonts w:ascii="Times New Roman" w:hAnsi="Times New Roman" w:cs="Times New Roman"/>
+              </w:rPr>
               <w:t>[ADVISORS]</w:t>
+            </w:r>
+          </w:p>
+        </w:tc>
+      </w:tr>
+      <w:tr>
+        <w:trPr>
+          <w:trHeight w:val="300"/>
+        </w:trPr>
+        <w:tc>
+          <w:tcPr>
+            <w:tcW w:w="3120" w:type="dxa"/>
+          </w:tcPr>
+          <w:p>
+            <w:pPr>
+              <w:rPr>
+                <w:rFonts w:ascii="Times New Roman" w:hAnsi="Times New Roman" w:cs="Times New Roman"/>
+              </w:rPr>
+            </w:pPr>
+            <w:r>
+              <w:rPr>
+                <w:rFonts w:ascii="Times New Roman" w:hAnsi="Times New Roman" w:cs="Times New Roman"/>
+              </w:rPr>
+              <w:lastRenderedPageBreak/>
+              <w:t>Charges</w:t>
+            </w:r>
+          </w:p>
+        </w:tc>
+        <w:tc>
+          <w:tcPr>
+            <w:tcW w:w="6231" w:type="dxa"/>
+          </w:tcPr>
+          <w:p>
+            <w:pPr>
+              <w:rPr>
+                <w:rFonts w:ascii="Times New Roman" w:hAnsi="Times New Roman" w:cs="Times New Roman"/>
+              </w:rPr>
+            </w:pPr>
+            <w:r>
+              <w:rPr>
+                <w:rFonts w:ascii="Times New Roman" w:hAnsi="Times New Roman" w:cs="Times New Roman"/>
+              </w:rPr>
+              <w:t>[CHARGES]</w:t>
             </w:r>
           </w:p>
         </w:tc>
       </w:tr>
     </w:tbl>
-    <w:p/>
     <w:p>
+      <w:pPr>
+        <w:rPr>
+          <w:rFonts w:ascii="Times New Roman" w:hAnsi="Times New Roman" w:cs="Times New Roman"/>
+        </w:rPr>
+      </w:pPr>
+    </w:p>
+    <w:p>
+      <w:pPr>
+        <w:rPr>
+          <w:rFonts w:ascii="Times New Roman" w:hAnsi="Times New Roman" w:cs="Times New Roman"/>
+        </w:rPr>
+      </w:pPr>
       <w:r>
+        <w:rPr>
+          <w:rFonts w:ascii="Times New Roman" w:hAnsi="Times New Roman" w:cs="Times New Roman"/>
+        </w:rPr>
         <w:t>[INSERT KEY STAKEHOLDERS SUMMARY]</w:t>
       </w:r>
     </w:p>
     <w:p>
       <w:pPr>
-        <w:pStyle w:val="Ttulo"/>
+        <w:rPr>
+          <w:rFonts w:ascii="Times New Roman" w:hAnsi="Times New Roman" w:cs="Times New Roman"/>
+          <w:color w:val="747474" w:themeColor="background2" w:themeShade="80"/>
+        </w:rPr>
       </w:pPr>
       <w:r>
+        <w:rPr>
+          <w:rFonts w:ascii="Times New Roman" w:hAnsi="Times New Roman" w:cs="Times New Roman"/>
+          <w:noProof/>
+          <w:color w:val="747474" w:themeColor="background2" w:themeShade="80"/>
+        </w:rPr>
+        <mc:AlternateContent>
+          <mc:Choice Requires="wps">
+            <w:drawing>
+              <wp:anchor distT="0" distB="0" distL="114300" distR="114300" simplePos="0" relativeHeight="251671552" behindDoc="0" locked="0" layoutInCell="1" allowOverlap="1" wp14:anchorId="3978081E" wp14:editId="4CDC3366">
+                <wp:simplePos x="0" y="0"/>
+                <wp:positionH relativeFrom="column">
+                  <wp:posOffset>-8546</wp:posOffset>
+                </wp:positionH>
+                <wp:positionV relativeFrom="paragraph">
+                  <wp:posOffset>111760</wp:posOffset>
+                </wp:positionV>
+                <wp:extent cx="5896426" cy="0"/>
+                <wp:effectExtent l="0" t="0" r="9525" b="12700"/>
+                <wp:wrapNone/>
+                <wp:docPr id="1893573039" name="Conector Reto 3"/>
+                <wp:cNvGraphicFramePr/>
+                <a:graphic xmlns:a="http://schemas.openxmlformats.org/drawingml/2006/main">
+                  <a:graphicData uri="http://schemas.microsoft.com/office/word/2010/wordprocessingShape">
+                    <wps:wsp>
+                      <wps:cNvCnPr/>
+                      <wps:spPr>
+                        <a:xfrm>
+                          <a:off x="0" y="0"/>
+                          <a:ext cx="5896426" cy="0"/>
+                        </a:xfrm>
+                        <a:prstGeom prst="line">
+                          <a:avLst/>
+                        </a:prstGeom>
+                        <a:ln w="12700"/>
+                      </wps:spPr>
+                      <wps:style>
+                        <a:lnRef idx="1">
+                          <a:schemeClr val="dk1"/>
+                        </a:lnRef>
+                        <a:fillRef idx="0">
+                          <a:schemeClr val="dk1"/>
+                        </a:fillRef>
+                        <a:effectRef idx="0">
+                          <a:schemeClr val="dk1"/>
+                        </a:effectRef>
+                        <a:fontRef idx="minor">
+                          <a:schemeClr val="tx1"/>
+                        </a:fontRef>
+                      </wps:style>
+                      <wps:bodyPr/>
+                    </wps:wsp>
+                  </a:graphicData>
+                </a:graphic>
+                <wp14:sizeRelH relativeFrom="margin">
+                  <wp14:pctWidth>0</wp14:pctWidth>
+                </wp14:sizeRelH>
+              </wp:anchor>
+            </w:drawing>
+          </mc:Choice>
+          <mc:Fallback>
+            <w:pict>
+              <v:line w14:anchorId="427E0E01" id="Conector Reto 3" o:spid="_x0000_s1026" style="position:absolute;z-index:251671552;visibility:visible;mso-wrap-style:square;mso-width-percent:0;mso-wrap-distance-left:9pt;mso-wrap-distance-top:0;mso-wrap-distance-right:9pt;mso-wrap-distance-bottom:0;mso-position-horizontal:absolute;mso-position-horizontal-relative:text;mso-position-vertical:absolute;mso-position-vertical-relative:text;mso-width-percent:0;mso-width-relative:margin" from="-.65pt,8.8pt" to="463.65pt,8.8pt" o:gfxdata="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" strokecolor="black [3200]" strokeweight="1pt">
+                <v:stroke joinstyle="miter"/>
+              </v:line>
+            </w:pict>
+          </mc:Fallback>
+        </mc:AlternateContent>
+      </w:r>
+    </w:p>
+    <w:p>
+      <w:pPr>
+        <w:pStyle w:val="Ttulo"/>
+        <w:rPr>
+          <w:rFonts w:ascii="Times New Roman" w:hAnsi="Times New Roman" w:cs="Times New Roman"/>
+        </w:rPr>
+      </w:pPr>
+      <w:r>
+        <w:rPr>
+          <w:rFonts w:ascii="Times New Roman" w:hAnsi="Times New Roman" w:cs="Times New Roman"/>
+        </w:rPr>
         <w:t>Financial Performance</w:t>
       </w:r>
     </w:p>
@@ -358,14 +1154,28 @@
           <w:tcPr>
             <w:tcW w:w="2340" w:type="dxa"/>
           </w:tcPr>
-          <w:p/>
-        </w:tc>
-        <w:tc>
-          <w:tcPr>
-            <w:tcW w:w="2340" w:type="dxa"/>
-          </w:tcPr>
-          <w:p>
-            <w:r>
+          <w:p>
+            <w:pPr>
+              <w:rPr>
+                <w:rFonts w:ascii="Times New Roman" w:hAnsi="Times New Roman" w:cs="Times New Roman"/>
+              </w:rPr>
+            </w:pPr>
+          </w:p>
+        </w:tc>
+        <w:tc>
+          <w:tcPr>
+            <w:tcW w:w="2340" w:type="dxa"/>
+          </w:tcPr>
+          <w:p>
+            <w:pPr>
+              <w:rPr>
+                <w:rFonts w:ascii="Times New Roman" w:hAnsi="Times New Roman" w:cs="Times New Roman"/>
+              </w:rPr>
+            </w:pPr>
+            <w:r>
+              <w:rPr>
+                <w:rFonts w:ascii="Times New Roman" w:hAnsi="Times New Roman" w:cs="Times New Roman"/>
+              </w:rPr>
               <w:t>FY 24</w:t>
             </w:r>
           </w:p>
@@ -375,7 +1185,15 @@
             <w:tcW w:w="2340" w:type="dxa"/>
           </w:tcPr>
           <w:p>
-            <w:r>
+            <w:pPr>
+              <w:rPr>
+                <w:rFonts w:ascii="Times New Roman" w:hAnsi="Times New Roman" w:cs="Times New Roman"/>
+              </w:rPr>
+            </w:pPr>
+            <w:r>
+              <w:rPr>
+                <w:rFonts w:ascii="Times New Roman" w:hAnsi="Times New Roman" w:cs="Times New Roman"/>
+              </w:rPr>
               <w:t>FY 23</w:t>
             </w:r>
           </w:p>
@@ -385,7 +1203,15 @@
             <w:tcW w:w="2340" w:type="dxa"/>
           </w:tcPr>
           <w:p>
-            <w:r>
+            <w:pPr>
+              <w:rPr>
+                <w:rFonts w:ascii="Times New Roman" w:hAnsi="Times New Roman" w:cs="Times New Roman"/>
+              </w:rPr>
+            </w:pPr>
+            <w:r>
+              <w:rPr>
+                <w:rFonts w:ascii="Times New Roman" w:hAnsi="Times New Roman" w:cs="Times New Roman"/>
+              </w:rPr>
               <w:t>FY 22</w:t>
             </w:r>
           </w:p>
@@ -400,7 +1226,15 @@
             <w:tcW w:w="2340" w:type="dxa"/>
           </w:tcPr>
           <w:p>
-            <w:r>
+            <w:pPr>
+              <w:rPr>
+                <w:rFonts w:ascii="Times New Roman" w:hAnsi="Times New Roman" w:cs="Times New Roman"/>
+              </w:rPr>
+            </w:pPr>
+            <w:r>
+              <w:rPr>
+                <w:rFonts w:ascii="Times New Roman" w:hAnsi="Times New Roman" w:cs="Times New Roman"/>
+              </w:rPr>
               <w:t>Revenue</w:t>
             </w:r>
           </w:p>
@@ -410,7 +1244,15 @@
             <w:tcW w:w="2340" w:type="dxa"/>
           </w:tcPr>
           <w:p>
-            <w:r>
+            <w:pPr>
+              <w:rPr>
+                <w:rFonts w:ascii="Times New Roman" w:hAnsi="Times New Roman" w:cs="Times New Roman"/>
+              </w:rPr>
+            </w:pPr>
+            <w:r>
+              <w:rPr>
+                <w:rFonts w:ascii="Times New Roman" w:hAnsi="Times New Roman" w:cs="Times New Roman"/>
+              </w:rPr>
               <w:t>REVENUE_24</w:t>
             </w:r>
           </w:p>
@@ -420,10 +1262,21 @@
             <w:tcW w:w="2340" w:type="dxa"/>
           </w:tcPr>
           <w:p>
-            <w:r>
+            <w:pPr>
+              <w:rPr>
+                <w:rFonts w:ascii="Times New Roman" w:hAnsi="Times New Roman" w:cs="Times New Roman"/>
+              </w:rPr>
+            </w:pPr>
+            <w:r>
+              <w:rPr>
+                <w:rFonts w:ascii="Times New Roman" w:hAnsi="Times New Roman" w:cs="Times New Roman"/>
+              </w:rPr>
               <w:t>REVENUE_2</w:t>
             </w:r>
             <w:r>
+              <w:rPr>
+                <w:rFonts w:ascii="Times New Roman" w:hAnsi="Times New Roman" w:cs="Times New Roman"/>
+              </w:rPr>
               <w:t>3</w:t>
             </w:r>
           </w:p>
@@ -433,10 +1286,21 @@
             <w:tcW w:w="2340" w:type="dxa"/>
           </w:tcPr>
           <w:p>
-            <w:r>
+            <w:pPr>
+              <w:rPr>
+                <w:rFonts w:ascii="Times New Roman" w:hAnsi="Times New Roman" w:cs="Times New Roman"/>
+              </w:rPr>
+            </w:pPr>
+            <w:r>
+              <w:rPr>
+                <w:rFonts w:ascii="Times New Roman" w:hAnsi="Times New Roman" w:cs="Times New Roman"/>
+              </w:rPr>
               <w:t>REVENUE_2</w:t>
             </w:r>
             <w:r>
+              <w:rPr>
+                <w:rFonts w:ascii="Times New Roman" w:hAnsi="Times New Roman" w:cs="Times New Roman"/>
+              </w:rPr>
               <w:t>2</w:t>
             </w:r>
           </w:p>
@@ -451,7 +1315,15 @@
             <w:tcW w:w="2340" w:type="dxa"/>
           </w:tcPr>
           <w:p>
-            <w:r>
+            <w:pPr>
+              <w:rPr>
+                <w:rFonts w:ascii="Times New Roman" w:hAnsi="Times New Roman" w:cs="Times New Roman"/>
+              </w:rPr>
+            </w:pPr>
+            <w:r>
+              <w:rPr>
+                <w:rFonts w:ascii="Times New Roman" w:hAnsi="Times New Roman" w:cs="Times New Roman"/>
+              </w:rPr>
               <w:t>Gross Profit</w:t>
             </w:r>
           </w:p>
@@ -461,7 +1333,15 @@
             <w:tcW w:w="2340" w:type="dxa"/>
           </w:tcPr>
           <w:p>
-            <w:r>
+            <w:pPr>
+              <w:rPr>
+                <w:rFonts w:ascii="Times New Roman" w:hAnsi="Times New Roman" w:cs="Times New Roman"/>
+              </w:rPr>
+            </w:pPr>
+            <w:r>
+              <w:rPr>
+                <w:rFonts w:ascii="Times New Roman" w:hAnsi="Times New Roman" w:cs="Times New Roman"/>
+              </w:rPr>
               <w:t>GROSS_PROFIT_24</w:t>
             </w:r>
           </w:p>
@@ -471,10 +1351,21 @@
             <w:tcW w:w="2340" w:type="dxa"/>
           </w:tcPr>
           <w:p>
-            <w:r>
+            <w:pPr>
+              <w:rPr>
+                <w:rFonts w:ascii="Times New Roman" w:hAnsi="Times New Roman" w:cs="Times New Roman"/>
+              </w:rPr>
+            </w:pPr>
+            <w:r>
+              <w:rPr>
+                <w:rFonts w:ascii="Times New Roman" w:hAnsi="Times New Roman" w:cs="Times New Roman"/>
+              </w:rPr>
               <w:t>GROSS_PROFIT_2</w:t>
             </w:r>
             <w:r>
+              <w:rPr>
+                <w:rFonts w:ascii="Times New Roman" w:hAnsi="Times New Roman" w:cs="Times New Roman"/>
+              </w:rPr>
               <w:t>3</w:t>
             </w:r>
           </w:p>
@@ -484,10 +1375,21 @@
             <w:tcW w:w="2340" w:type="dxa"/>
           </w:tcPr>
           <w:p>
-            <w:r>
+            <w:pPr>
+              <w:rPr>
+                <w:rFonts w:ascii="Times New Roman" w:hAnsi="Times New Roman" w:cs="Times New Roman"/>
+              </w:rPr>
+            </w:pPr>
+            <w:r>
+              <w:rPr>
+                <w:rFonts w:ascii="Times New Roman" w:hAnsi="Times New Roman" w:cs="Times New Roman"/>
+              </w:rPr>
               <w:t>GROSS_PROFIT_2</w:t>
             </w:r>
             <w:r>
+              <w:rPr>
+                <w:rFonts w:ascii="Times New Roman" w:hAnsi="Times New Roman" w:cs="Times New Roman"/>
+              </w:rPr>
               <w:t>2</w:t>
             </w:r>
           </w:p>
@@ -502,8 +1404,15 @@
             <w:tcW w:w="2340" w:type="dxa"/>
           </w:tcPr>
           <w:p>
-            <w:r>
-              <w:lastRenderedPageBreak/>
+            <w:pPr>
+              <w:rPr>
+                <w:rFonts w:ascii="Times New Roman" w:hAnsi="Times New Roman" w:cs="Times New Roman"/>
+              </w:rPr>
+            </w:pPr>
+            <w:r>
+              <w:rPr>
+                <w:rFonts w:ascii="Times New Roman" w:hAnsi="Times New Roman" w:cs="Times New Roman"/>
+              </w:rPr>
               <w:t>EBITDA</w:t>
             </w:r>
           </w:p>
@@ -513,7 +1422,15 @@
             <w:tcW w:w="2340" w:type="dxa"/>
           </w:tcPr>
           <w:p>
-            <w:r>
+            <w:pPr>
+              <w:rPr>
+                <w:rFonts w:ascii="Times New Roman" w:hAnsi="Times New Roman" w:cs="Times New Roman"/>
+              </w:rPr>
+            </w:pPr>
+            <w:r>
+              <w:rPr>
+                <w:rFonts w:ascii="Times New Roman" w:hAnsi="Times New Roman" w:cs="Times New Roman"/>
+              </w:rPr>
               <w:t>EBITDA_24</w:t>
             </w:r>
           </w:p>
@@ -523,10 +1440,21 @@
             <w:tcW w:w="2340" w:type="dxa"/>
           </w:tcPr>
           <w:p>
-            <w:r>
+            <w:pPr>
+              <w:rPr>
+                <w:rFonts w:ascii="Times New Roman" w:hAnsi="Times New Roman" w:cs="Times New Roman"/>
+              </w:rPr>
+            </w:pPr>
+            <w:r>
+              <w:rPr>
+                <w:rFonts w:ascii="Times New Roman" w:hAnsi="Times New Roman" w:cs="Times New Roman"/>
+              </w:rPr>
               <w:t>EBITDA_2</w:t>
             </w:r>
             <w:r>
+              <w:rPr>
+                <w:rFonts w:ascii="Times New Roman" w:hAnsi="Times New Roman" w:cs="Times New Roman"/>
+              </w:rPr>
               <w:t>3</w:t>
             </w:r>
           </w:p>
@@ -536,10 +1464,21 @@
             <w:tcW w:w="2340" w:type="dxa"/>
           </w:tcPr>
           <w:p>
-            <w:r>
+            <w:pPr>
+              <w:rPr>
+                <w:rFonts w:ascii="Times New Roman" w:hAnsi="Times New Roman" w:cs="Times New Roman"/>
+              </w:rPr>
+            </w:pPr>
+            <w:r>
+              <w:rPr>
+                <w:rFonts w:ascii="Times New Roman" w:hAnsi="Times New Roman" w:cs="Times New Roman"/>
+              </w:rPr>
               <w:t>EBITDA_2</w:t>
             </w:r>
             <w:r>
+              <w:rPr>
+                <w:rFonts w:ascii="Times New Roman" w:hAnsi="Times New Roman" w:cs="Times New Roman"/>
+              </w:rPr>
               <w:t>2</w:t>
             </w:r>
           </w:p>
@@ -554,7 +1493,15 @@
             <w:tcW w:w="2340" w:type="dxa"/>
           </w:tcPr>
           <w:p>
-            <w:r>
+            <w:pPr>
+              <w:rPr>
+                <w:rFonts w:ascii="Times New Roman" w:hAnsi="Times New Roman" w:cs="Times New Roman"/>
+              </w:rPr>
+            </w:pPr>
+            <w:r>
+              <w:rPr>
+                <w:rFonts w:ascii="Times New Roman" w:hAnsi="Times New Roman" w:cs="Times New Roman"/>
+              </w:rPr>
               <w:t>Revenue Growth</w:t>
             </w:r>
           </w:p>
@@ -564,10 +1511,21 @@
             <w:tcW w:w="2340" w:type="dxa"/>
           </w:tcPr>
           <w:p>
-            <w:r>
+            <w:pPr>
+              <w:rPr>
+                <w:rFonts w:ascii="Times New Roman" w:hAnsi="Times New Roman" w:cs="Times New Roman"/>
+              </w:rPr>
+            </w:pPr>
+            <w:r>
+              <w:rPr>
+                <w:rFonts w:ascii="Times New Roman" w:hAnsi="Times New Roman" w:cs="Times New Roman"/>
+              </w:rPr>
               <w:t>REVENUE_GROWTH_</w:t>
             </w:r>
             <w:r>
+              <w:rPr>
+                <w:rFonts w:ascii="Times New Roman" w:hAnsi="Times New Roman" w:cs="Times New Roman"/>
+              </w:rPr>
               <w:t>24</w:t>
             </w:r>
           </w:p>
@@ -577,10 +1535,21 @@
             <w:tcW w:w="2340" w:type="dxa"/>
           </w:tcPr>
           <w:p>
-            <w:r>
+            <w:pPr>
+              <w:rPr>
+                <w:rFonts w:ascii="Times New Roman" w:hAnsi="Times New Roman" w:cs="Times New Roman"/>
+              </w:rPr>
+            </w:pPr>
+            <w:r>
+              <w:rPr>
+                <w:rFonts w:ascii="Times New Roman" w:hAnsi="Times New Roman" w:cs="Times New Roman"/>
+              </w:rPr>
               <w:t>REVENUE_GROWTH_</w:t>
             </w:r>
             <w:r>
+              <w:rPr>
+                <w:rFonts w:ascii="Times New Roman" w:hAnsi="Times New Roman" w:cs="Times New Roman"/>
+              </w:rPr>
               <w:t>23</w:t>
             </w:r>
           </w:p>
@@ -590,10 +1559,21 @@
             <w:tcW w:w="2340" w:type="dxa"/>
           </w:tcPr>
           <w:p>
-            <w:r>
+            <w:pPr>
+              <w:rPr>
+                <w:rFonts w:ascii="Times New Roman" w:hAnsi="Times New Roman" w:cs="Times New Roman"/>
+              </w:rPr>
+            </w:pPr>
+            <w:r>
+              <w:rPr>
+                <w:rFonts w:ascii="Times New Roman" w:hAnsi="Times New Roman" w:cs="Times New Roman"/>
+              </w:rPr>
               <w:t>REVENUE_GROWTH_</w:t>
             </w:r>
             <w:r>
+              <w:rPr>
+                <w:rFonts w:ascii="Times New Roman" w:hAnsi="Times New Roman" w:cs="Times New Roman"/>
+              </w:rPr>
               <w:t>22</w:t>
             </w:r>
           </w:p>
@@ -608,7 +1588,15 @@
             <w:tcW w:w="2340" w:type="dxa"/>
           </w:tcPr>
           <w:p>
-            <w:r>
+            <w:pPr>
+              <w:rPr>
+                <w:rFonts w:ascii="Times New Roman" w:hAnsi="Times New Roman" w:cs="Times New Roman"/>
+              </w:rPr>
+            </w:pPr>
+            <w:r>
+              <w:rPr>
+                <w:rFonts w:ascii="Times New Roman" w:hAnsi="Times New Roman" w:cs="Times New Roman"/>
+              </w:rPr>
               <w:t>Gross Margin</w:t>
             </w:r>
           </w:p>
@@ -618,7 +1606,15 @@
             <w:tcW w:w="2340" w:type="dxa"/>
           </w:tcPr>
           <w:p>
-            <w:r>
+            <w:pPr>
+              <w:rPr>
+                <w:rFonts w:ascii="Times New Roman" w:hAnsi="Times New Roman" w:cs="Times New Roman"/>
+              </w:rPr>
+            </w:pPr>
+            <w:r>
+              <w:rPr>
+                <w:rFonts w:ascii="Times New Roman" w:hAnsi="Times New Roman" w:cs="Times New Roman"/>
+              </w:rPr>
               <w:t>GROSS_M_24</w:t>
             </w:r>
           </w:p>
@@ -628,10 +1624,21 @@
             <w:tcW w:w="2340" w:type="dxa"/>
           </w:tcPr>
           <w:p>
-            <w:r>
+            <w:pPr>
+              <w:rPr>
+                <w:rFonts w:ascii="Times New Roman" w:hAnsi="Times New Roman" w:cs="Times New Roman"/>
+              </w:rPr>
+            </w:pPr>
+            <w:r>
+              <w:rPr>
+                <w:rFonts w:ascii="Times New Roman" w:hAnsi="Times New Roman" w:cs="Times New Roman"/>
+              </w:rPr>
               <w:t>GROSS_M_2</w:t>
             </w:r>
             <w:r>
+              <w:rPr>
+                <w:rFonts w:ascii="Times New Roman" w:hAnsi="Times New Roman" w:cs="Times New Roman"/>
+              </w:rPr>
               <w:t>3</w:t>
             </w:r>
           </w:p>
@@ -641,10 +1648,21 @@
             <w:tcW w:w="2340" w:type="dxa"/>
           </w:tcPr>
           <w:p>
-            <w:r>
+            <w:pPr>
+              <w:rPr>
+                <w:rFonts w:ascii="Times New Roman" w:hAnsi="Times New Roman" w:cs="Times New Roman"/>
+              </w:rPr>
+            </w:pPr>
+            <w:r>
+              <w:rPr>
+                <w:rFonts w:ascii="Times New Roman" w:hAnsi="Times New Roman" w:cs="Times New Roman"/>
+              </w:rPr>
               <w:t>GROSS_M_2</w:t>
             </w:r>
             <w:r>
+              <w:rPr>
+                <w:rFonts w:ascii="Times New Roman" w:hAnsi="Times New Roman" w:cs="Times New Roman"/>
+              </w:rPr>
               <w:t>2</w:t>
             </w:r>
           </w:p>
@@ -659,10 +1677,21 @@
             <w:tcW w:w="2340" w:type="dxa"/>
           </w:tcPr>
           <w:p>
-            <w:r>
+            <w:pPr>
+              <w:rPr>
+                <w:rFonts w:ascii="Times New Roman" w:hAnsi="Times New Roman" w:cs="Times New Roman"/>
+              </w:rPr>
+            </w:pPr>
+            <w:r>
+              <w:rPr>
+                <w:rFonts w:ascii="Times New Roman" w:hAnsi="Times New Roman" w:cs="Times New Roman"/>
+              </w:rPr>
               <w:t xml:space="preserve">EBITDA </w:t>
             </w:r>
             <w:r>
+              <w:rPr>
+                <w:rFonts w:ascii="Times New Roman" w:hAnsi="Times New Roman" w:cs="Times New Roman"/>
+              </w:rPr>
               <w:t>Margin</w:t>
             </w:r>
           </w:p>
@@ -672,7 +1701,15 @@
             <w:tcW w:w="2340" w:type="dxa"/>
           </w:tcPr>
           <w:p>
-            <w:r>
+            <w:pPr>
+              <w:rPr>
+                <w:rFonts w:ascii="Times New Roman" w:hAnsi="Times New Roman" w:cs="Times New Roman"/>
+              </w:rPr>
+            </w:pPr>
+            <w:r>
+              <w:rPr>
+                <w:rFonts w:ascii="Times New Roman" w:hAnsi="Times New Roman" w:cs="Times New Roman"/>
+              </w:rPr>
               <w:t>EBITDA_M_24</w:t>
             </w:r>
           </w:p>
@@ -682,10 +1719,21 @@
             <w:tcW w:w="2340" w:type="dxa"/>
           </w:tcPr>
           <w:p>
-            <w:r>
+            <w:pPr>
+              <w:rPr>
+                <w:rFonts w:ascii="Times New Roman" w:hAnsi="Times New Roman" w:cs="Times New Roman"/>
+              </w:rPr>
+            </w:pPr>
+            <w:r>
+              <w:rPr>
+                <w:rFonts w:ascii="Times New Roman" w:hAnsi="Times New Roman" w:cs="Times New Roman"/>
+              </w:rPr>
               <w:t>EBITDA_M_2</w:t>
             </w:r>
             <w:r>
+              <w:rPr>
+                <w:rFonts w:ascii="Times New Roman" w:hAnsi="Times New Roman" w:cs="Times New Roman"/>
+              </w:rPr>
               <w:t>3</w:t>
             </w:r>
           </w:p>
@@ -695,10 +1743,21 @@
             <w:tcW w:w="2340" w:type="dxa"/>
           </w:tcPr>
           <w:p>
-            <w:r>
+            <w:pPr>
+              <w:rPr>
+                <w:rFonts w:ascii="Times New Roman" w:hAnsi="Times New Roman" w:cs="Times New Roman"/>
+              </w:rPr>
+            </w:pPr>
+            <w:r>
+              <w:rPr>
+                <w:rFonts w:ascii="Times New Roman" w:hAnsi="Times New Roman" w:cs="Times New Roman"/>
+              </w:rPr>
               <w:t>EBITDA_M_2</w:t>
             </w:r>
             <w:r>
+              <w:rPr>
+                <w:rFonts w:ascii="Times New Roman" w:hAnsi="Times New Roman" w:cs="Times New Roman"/>
+              </w:rPr>
               <w:t>2</w:t>
             </w:r>
           </w:p>
@@ -713,7 +1772,15 @@
             <w:tcW w:w="2340" w:type="dxa"/>
           </w:tcPr>
           <w:p>
-            <w:r>
+            <w:pPr>
+              <w:rPr>
+                <w:rFonts w:ascii="Times New Roman" w:hAnsi="Times New Roman" w:cs="Times New Roman"/>
+              </w:rPr>
+            </w:pPr>
+            <w:r>
+              <w:rPr>
+                <w:rFonts w:ascii="Times New Roman" w:hAnsi="Times New Roman" w:cs="Times New Roman"/>
+              </w:rPr>
               <w:t>Cash Flow from Operating Activities excl. Net Working Capital</w:t>
             </w:r>
           </w:p>
@@ -723,7 +1790,15 @@
             <w:tcW w:w="2340" w:type="dxa"/>
           </w:tcPr>
           <w:p>
-            <w:r>
+            <w:pPr>
+              <w:rPr>
+                <w:rFonts w:ascii="Times New Roman" w:hAnsi="Times New Roman" w:cs="Times New Roman"/>
+              </w:rPr>
+            </w:pPr>
+            <w:r>
+              <w:rPr>
+                <w:rFonts w:ascii="Times New Roman" w:hAnsi="Times New Roman" w:cs="Times New Roman"/>
+              </w:rPr>
               <w:t>CASH_OPS_24</w:t>
             </w:r>
           </w:p>
@@ -733,10 +1808,21 @@
             <w:tcW w:w="2340" w:type="dxa"/>
           </w:tcPr>
           <w:p>
-            <w:r>
+            <w:pPr>
+              <w:rPr>
+                <w:rFonts w:ascii="Times New Roman" w:hAnsi="Times New Roman" w:cs="Times New Roman"/>
+              </w:rPr>
+            </w:pPr>
+            <w:r>
+              <w:rPr>
+                <w:rFonts w:ascii="Times New Roman" w:hAnsi="Times New Roman" w:cs="Times New Roman"/>
+              </w:rPr>
               <w:t>CASH_OPS_2</w:t>
             </w:r>
             <w:r>
+              <w:rPr>
+                <w:rFonts w:ascii="Times New Roman" w:hAnsi="Times New Roman" w:cs="Times New Roman"/>
+              </w:rPr>
               <w:t>3</w:t>
             </w:r>
           </w:p>
@@ -746,10 +1832,21 @@
             <w:tcW w:w="2340" w:type="dxa"/>
           </w:tcPr>
           <w:p>
-            <w:r>
+            <w:pPr>
+              <w:rPr>
+                <w:rFonts w:ascii="Times New Roman" w:hAnsi="Times New Roman" w:cs="Times New Roman"/>
+              </w:rPr>
+            </w:pPr>
+            <w:r>
+              <w:rPr>
+                <w:rFonts w:ascii="Times New Roman" w:hAnsi="Times New Roman" w:cs="Times New Roman"/>
+              </w:rPr>
               <w:t>CASH_OPS_2</w:t>
             </w:r>
             <w:r>
+              <w:rPr>
+                <w:rFonts w:ascii="Times New Roman" w:hAnsi="Times New Roman" w:cs="Times New Roman"/>
+              </w:rPr>
               <w:t>2</w:t>
             </w:r>
           </w:p>
@@ -764,7 +1861,15 @@
             <w:tcW w:w="2340" w:type="dxa"/>
           </w:tcPr>
           <w:p>
-            <w:r>
+            <w:pPr>
+              <w:rPr>
+                <w:rFonts w:ascii="Times New Roman" w:hAnsi="Times New Roman" w:cs="Times New Roman"/>
+              </w:rPr>
+            </w:pPr>
+            <w:r>
+              <w:rPr>
+                <w:rFonts w:ascii="Times New Roman" w:hAnsi="Times New Roman" w:cs="Times New Roman"/>
+              </w:rPr>
               <w:t>Net Working Capital</w:t>
             </w:r>
           </w:p>
@@ -774,7 +1879,15 @@
             <w:tcW w:w="2340" w:type="dxa"/>
           </w:tcPr>
           <w:p>
-            <w:r>
+            <w:pPr>
+              <w:rPr>
+                <w:rFonts w:ascii="Times New Roman" w:hAnsi="Times New Roman" w:cs="Times New Roman"/>
+              </w:rPr>
+            </w:pPr>
+            <w:r>
+              <w:rPr>
+                <w:rFonts w:ascii="Times New Roman" w:hAnsi="Times New Roman" w:cs="Times New Roman"/>
+              </w:rPr>
               <w:t>NET_WORK_24</w:t>
             </w:r>
           </w:p>
@@ -784,10 +1897,21 @@
             <w:tcW w:w="2340" w:type="dxa"/>
           </w:tcPr>
           <w:p>
-            <w:r>
+            <w:pPr>
+              <w:rPr>
+                <w:rFonts w:ascii="Times New Roman" w:hAnsi="Times New Roman" w:cs="Times New Roman"/>
+              </w:rPr>
+            </w:pPr>
+            <w:r>
+              <w:rPr>
+                <w:rFonts w:ascii="Times New Roman" w:hAnsi="Times New Roman" w:cs="Times New Roman"/>
+              </w:rPr>
               <w:t>NET_WORK_2</w:t>
             </w:r>
             <w:r>
+              <w:rPr>
+                <w:rFonts w:ascii="Times New Roman" w:hAnsi="Times New Roman" w:cs="Times New Roman"/>
+              </w:rPr>
               <w:t>3</w:t>
             </w:r>
           </w:p>
@@ -797,10 +1921,21 @@
             <w:tcW w:w="2340" w:type="dxa"/>
           </w:tcPr>
           <w:p>
-            <w:r>
+            <w:pPr>
+              <w:rPr>
+                <w:rFonts w:ascii="Times New Roman" w:hAnsi="Times New Roman" w:cs="Times New Roman"/>
+              </w:rPr>
+            </w:pPr>
+            <w:r>
+              <w:rPr>
+                <w:rFonts w:ascii="Times New Roman" w:hAnsi="Times New Roman" w:cs="Times New Roman"/>
+              </w:rPr>
               <w:t>NET_WORK_2</w:t>
             </w:r>
             <w:r>
+              <w:rPr>
+                <w:rFonts w:ascii="Times New Roman" w:hAnsi="Times New Roman" w:cs="Times New Roman"/>
+              </w:rPr>
               <w:t>2</w:t>
             </w:r>
           </w:p>
@@ -815,7 +1950,15 @@
             <w:tcW w:w="2340" w:type="dxa"/>
           </w:tcPr>
           <w:p>
-            <w:r>
+            <w:pPr>
+              <w:rPr>
+                <w:rFonts w:ascii="Times New Roman" w:hAnsi="Times New Roman" w:cs="Times New Roman"/>
+              </w:rPr>
+            </w:pPr>
+            <w:r>
+              <w:rPr>
+                <w:rFonts w:ascii="Times New Roman" w:hAnsi="Times New Roman" w:cs="Times New Roman"/>
+              </w:rPr>
               <w:t>Capex</w:t>
             </w:r>
           </w:p>
@@ -825,7 +1968,15 @@
             <w:tcW w:w="2340" w:type="dxa"/>
           </w:tcPr>
           <w:p>
-            <w:r>
+            <w:pPr>
+              <w:rPr>
+                <w:rFonts w:ascii="Times New Roman" w:hAnsi="Times New Roman" w:cs="Times New Roman"/>
+              </w:rPr>
+            </w:pPr>
+            <w:r>
+              <w:rPr>
+                <w:rFonts w:ascii="Times New Roman" w:hAnsi="Times New Roman" w:cs="Times New Roman"/>
+              </w:rPr>
               <w:t>CAPEX_24</w:t>
             </w:r>
           </w:p>
@@ -835,10 +1986,21 @@
             <w:tcW w:w="2340" w:type="dxa"/>
           </w:tcPr>
           <w:p>
-            <w:r>
+            <w:pPr>
+              <w:rPr>
+                <w:rFonts w:ascii="Times New Roman" w:hAnsi="Times New Roman" w:cs="Times New Roman"/>
+              </w:rPr>
+            </w:pPr>
+            <w:r>
+              <w:rPr>
+                <w:rFonts w:ascii="Times New Roman" w:hAnsi="Times New Roman" w:cs="Times New Roman"/>
+              </w:rPr>
               <w:t>CAPEX_2</w:t>
             </w:r>
             <w:r>
+              <w:rPr>
+                <w:rFonts w:ascii="Times New Roman" w:hAnsi="Times New Roman" w:cs="Times New Roman"/>
+              </w:rPr>
               <w:t>3</w:t>
             </w:r>
           </w:p>
@@ -848,10 +2010,21 @@
             <w:tcW w:w="2340" w:type="dxa"/>
           </w:tcPr>
           <w:p>
-            <w:r>
+            <w:pPr>
+              <w:rPr>
+                <w:rFonts w:ascii="Times New Roman" w:hAnsi="Times New Roman" w:cs="Times New Roman"/>
+              </w:rPr>
+            </w:pPr>
+            <w:r>
+              <w:rPr>
+                <w:rFonts w:ascii="Times New Roman" w:hAnsi="Times New Roman" w:cs="Times New Roman"/>
+              </w:rPr>
               <w:t>CAPEX_2</w:t>
             </w:r>
             <w:r>
+              <w:rPr>
+                <w:rFonts w:ascii="Times New Roman" w:hAnsi="Times New Roman" w:cs="Times New Roman"/>
+              </w:rPr>
               <w:t>2</w:t>
             </w:r>
           </w:p>
@@ -866,7 +2039,15 @@
             <w:tcW w:w="2340" w:type="dxa"/>
           </w:tcPr>
           <w:p>
-            <w:r>
+            <w:pPr>
+              <w:rPr>
+                <w:rFonts w:ascii="Times New Roman" w:hAnsi="Times New Roman" w:cs="Times New Roman"/>
+              </w:rPr>
+            </w:pPr>
+            <w:r>
+              <w:rPr>
+                <w:rFonts w:ascii="Times New Roman" w:hAnsi="Times New Roman" w:cs="Times New Roman"/>
+              </w:rPr>
               <w:t>Other Cash Flow from Investing Activities</w:t>
             </w:r>
           </w:p>
@@ -876,7 +2057,15 @@
             <w:tcW w:w="2340" w:type="dxa"/>
           </w:tcPr>
           <w:p>
-            <w:r>
+            <w:pPr>
+              <w:rPr>
+                <w:rFonts w:ascii="Times New Roman" w:hAnsi="Times New Roman" w:cs="Times New Roman"/>
+              </w:rPr>
+            </w:pPr>
+            <w:r>
+              <w:rPr>
+                <w:rFonts w:ascii="Times New Roman" w:hAnsi="Times New Roman" w:cs="Times New Roman"/>
+              </w:rPr>
               <w:t>CASH_INVEST_24</w:t>
             </w:r>
           </w:p>
@@ -886,10 +2075,21 @@
             <w:tcW w:w="2340" w:type="dxa"/>
           </w:tcPr>
           <w:p>
-            <w:r>
+            <w:pPr>
+              <w:rPr>
+                <w:rFonts w:ascii="Times New Roman" w:hAnsi="Times New Roman" w:cs="Times New Roman"/>
+              </w:rPr>
+            </w:pPr>
+            <w:r>
+              <w:rPr>
+                <w:rFonts w:ascii="Times New Roman" w:hAnsi="Times New Roman" w:cs="Times New Roman"/>
+              </w:rPr>
               <w:t>CASH_INVEST_2</w:t>
             </w:r>
             <w:r>
+              <w:rPr>
+                <w:rFonts w:ascii="Times New Roman" w:hAnsi="Times New Roman" w:cs="Times New Roman"/>
+              </w:rPr>
               <w:t>3</w:t>
             </w:r>
           </w:p>
@@ -899,10 +2099,21 @@
             <w:tcW w:w="2340" w:type="dxa"/>
           </w:tcPr>
           <w:p>
-            <w:r>
+            <w:pPr>
+              <w:rPr>
+                <w:rFonts w:ascii="Times New Roman" w:hAnsi="Times New Roman" w:cs="Times New Roman"/>
+              </w:rPr>
+            </w:pPr>
+            <w:r>
+              <w:rPr>
+                <w:rFonts w:ascii="Times New Roman" w:hAnsi="Times New Roman" w:cs="Times New Roman"/>
+              </w:rPr>
               <w:t>CASH_INVEST_2</w:t>
             </w:r>
             <w:r>
+              <w:rPr>
+                <w:rFonts w:ascii="Times New Roman" w:hAnsi="Times New Roman" w:cs="Times New Roman"/>
+              </w:rPr>
               <w:t>2</w:t>
             </w:r>
           </w:p>
@@ -917,7 +2128,15 @@
             <w:tcW w:w="2340" w:type="dxa"/>
           </w:tcPr>
           <w:p>
-            <w:r>
+            <w:pPr>
+              <w:rPr>
+                <w:rFonts w:ascii="Times New Roman" w:hAnsi="Times New Roman" w:cs="Times New Roman"/>
+              </w:rPr>
+            </w:pPr>
+            <w:r>
+              <w:rPr>
+                <w:rFonts w:ascii="Times New Roman" w:hAnsi="Times New Roman" w:cs="Times New Roman"/>
+              </w:rPr>
               <w:t>CFADS</w:t>
             </w:r>
           </w:p>
@@ -927,7 +2146,15 @@
             <w:tcW w:w="2340" w:type="dxa"/>
           </w:tcPr>
           <w:p>
-            <w:r>
+            <w:pPr>
+              <w:rPr>
+                <w:rFonts w:ascii="Times New Roman" w:hAnsi="Times New Roman" w:cs="Times New Roman"/>
+              </w:rPr>
+            </w:pPr>
+            <w:r>
+              <w:rPr>
+                <w:rFonts w:ascii="Times New Roman" w:hAnsi="Times New Roman" w:cs="Times New Roman"/>
+              </w:rPr>
               <w:t>CFADS_24</w:t>
             </w:r>
           </w:p>
@@ -937,10 +2164,21 @@
             <w:tcW w:w="2340" w:type="dxa"/>
           </w:tcPr>
           <w:p>
-            <w:r>
+            <w:pPr>
+              <w:rPr>
+                <w:rFonts w:ascii="Times New Roman" w:hAnsi="Times New Roman" w:cs="Times New Roman"/>
+              </w:rPr>
+            </w:pPr>
+            <w:r>
+              <w:rPr>
+                <w:rFonts w:ascii="Times New Roman" w:hAnsi="Times New Roman" w:cs="Times New Roman"/>
+              </w:rPr>
               <w:t>CFADS_2</w:t>
             </w:r>
             <w:r>
+              <w:rPr>
+                <w:rFonts w:ascii="Times New Roman" w:hAnsi="Times New Roman" w:cs="Times New Roman"/>
+              </w:rPr>
               <w:t>3</w:t>
             </w:r>
           </w:p>
@@ -950,10 +2188,21 @@
             <w:tcW w:w="2340" w:type="dxa"/>
           </w:tcPr>
           <w:p>
-            <w:r>
+            <w:pPr>
+              <w:rPr>
+                <w:rFonts w:ascii="Times New Roman" w:hAnsi="Times New Roman" w:cs="Times New Roman"/>
+              </w:rPr>
+            </w:pPr>
+            <w:r>
+              <w:rPr>
+                <w:rFonts w:ascii="Times New Roman" w:hAnsi="Times New Roman" w:cs="Times New Roman"/>
+              </w:rPr>
               <w:t>CFADS_2</w:t>
             </w:r>
             <w:r>
+              <w:rPr>
+                <w:rFonts w:ascii="Times New Roman" w:hAnsi="Times New Roman" w:cs="Times New Roman"/>
+              </w:rPr>
               <w:t>2</w:t>
             </w:r>
           </w:p>
@@ -968,7 +2217,15 @@
             <w:tcW w:w="2340" w:type="dxa"/>
           </w:tcPr>
           <w:p>
-            <w:r>
+            <w:pPr>
+              <w:rPr>
+                <w:rFonts w:ascii="Times New Roman" w:hAnsi="Times New Roman" w:cs="Times New Roman"/>
+              </w:rPr>
+            </w:pPr>
+            <w:r>
+              <w:rPr>
+                <w:rFonts w:ascii="Times New Roman" w:hAnsi="Times New Roman" w:cs="Times New Roman"/>
+              </w:rPr>
               <w:t>Cash Flow from Financing Activities</w:t>
             </w:r>
           </w:p>
@@ -978,7 +2235,15 @@
             <w:tcW w:w="2340" w:type="dxa"/>
           </w:tcPr>
           <w:p>
-            <w:r>
+            <w:pPr>
+              <w:rPr>
+                <w:rFonts w:ascii="Times New Roman" w:hAnsi="Times New Roman" w:cs="Times New Roman"/>
+              </w:rPr>
+            </w:pPr>
+            <w:r>
+              <w:rPr>
+                <w:rFonts w:ascii="Times New Roman" w:hAnsi="Times New Roman" w:cs="Times New Roman"/>
+              </w:rPr>
               <w:t>CASH_FINAN_24</w:t>
             </w:r>
           </w:p>
@@ -988,10 +2253,21 @@
             <w:tcW w:w="2340" w:type="dxa"/>
           </w:tcPr>
           <w:p>
-            <w:r>
+            <w:pPr>
+              <w:rPr>
+                <w:rFonts w:ascii="Times New Roman" w:hAnsi="Times New Roman" w:cs="Times New Roman"/>
+              </w:rPr>
+            </w:pPr>
+            <w:r>
+              <w:rPr>
+                <w:rFonts w:ascii="Times New Roman" w:hAnsi="Times New Roman" w:cs="Times New Roman"/>
+              </w:rPr>
               <w:t>CASH_FINAN_2</w:t>
             </w:r>
             <w:r>
+              <w:rPr>
+                <w:rFonts w:ascii="Times New Roman" w:hAnsi="Times New Roman" w:cs="Times New Roman"/>
+              </w:rPr>
               <w:t>3</w:t>
             </w:r>
           </w:p>
@@ -1001,10 +2277,21 @@
             <w:tcW w:w="2340" w:type="dxa"/>
           </w:tcPr>
           <w:p>
-            <w:r>
+            <w:pPr>
+              <w:rPr>
+                <w:rFonts w:ascii="Times New Roman" w:hAnsi="Times New Roman" w:cs="Times New Roman"/>
+              </w:rPr>
+            </w:pPr>
+            <w:r>
+              <w:rPr>
+                <w:rFonts w:ascii="Times New Roman" w:hAnsi="Times New Roman" w:cs="Times New Roman"/>
+              </w:rPr>
               <w:t>CASH_FINAN_2</w:t>
             </w:r>
             <w:r>
+              <w:rPr>
+                <w:rFonts w:ascii="Times New Roman" w:hAnsi="Times New Roman" w:cs="Times New Roman"/>
+              </w:rPr>
               <w:t>2</w:t>
             </w:r>
           </w:p>
@@ -1019,7 +2306,15 @@
             <w:tcW w:w="2340" w:type="dxa"/>
           </w:tcPr>
           <w:p>
-            <w:r>
+            <w:pPr>
+              <w:rPr>
+                <w:rFonts w:ascii="Times New Roman" w:hAnsi="Times New Roman" w:cs="Times New Roman"/>
+              </w:rPr>
+            </w:pPr>
+            <w:r>
+              <w:rPr>
+                <w:rFonts w:ascii="Times New Roman" w:hAnsi="Times New Roman" w:cs="Times New Roman"/>
+              </w:rPr>
               <w:t>Opening Cash</w:t>
             </w:r>
           </w:p>
@@ -1029,7 +2324,15 @@
             <w:tcW w:w="2340" w:type="dxa"/>
           </w:tcPr>
           <w:p>
-            <w:r>
+            <w:pPr>
+              <w:rPr>
+                <w:rFonts w:ascii="Times New Roman" w:hAnsi="Times New Roman" w:cs="Times New Roman"/>
+              </w:rPr>
+            </w:pPr>
+            <w:r>
+              <w:rPr>
+                <w:rFonts w:ascii="Times New Roman" w:hAnsi="Times New Roman" w:cs="Times New Roman"/>
+              </w:rPr>
               <w:t>OPEN_CASH_24</w:t>
             </w:r>
           </w:p>
@@ -1039,10 +2342,21 @@
             <w:tcW w:w="2340" w:type="dxa"/>
           </w:tcPr>
           <w:p>
-            <w:r>
+            <w:pPr>
+              <w:rPr>
+                <w:rFonts w:ascii="Times New Roman" w:hAnsi="Times New Roman" w:cs="Times New Roman"/>
+              </w:rPr>
+            </w:pPr>
+            <w:r>
+              <w:rPr>
+                <w:rFonts w:ascii="Times New Roman" w:hAnsi="Times New Roman" w:cs="Times New Roman"/>
+              </w:rPr>
               <w:t>OPEN_CASH_2</w:t>
             </w:r>
             <w:r>
+              <w:rPr>
+                <w:rFonts w:ascii="Times New Roman" w:hAnsi="Times New Roman" w:cs="Times New Roman"/>
+              </w:rPr>
               <w:t>3</w:t>
             </w:r>
           </w:p>
@@ -1052,10 +2366,21 @@
             <w:tcW w:w="2340" w:type="dxa"/>
           </w:tcPr>
           <w:p>
-            <w:r>
+            <w:pPr>
+              <w:rPr>
+                <w:rFonts w:ascii="Times New Roman" w:hAnsi="Times New Roman" w:cs="Times New Roman"/>
+              </w:rPr>
+            </w:pPr>
+            <w:r>
+              <w:rPr>
+                <w:rFonts w:ascii="Times New Roman" w:hAnsi="Times New Roman" w:cs="Times New Roman"/>
+              </w:rPr>
               <w:t>OPEN_CASH_2</w:t>
             </w:r>
             <w:r>
+              <w:rPr>
+                <w:rFonts w:ascii="Times New Roman" w:hAnsi="Times New Roman" w:cs="Times New Roman"/>
+              </w:rPr>
               <w:t>2</w:t>
             </w:r>
           </w:p>
@@ -1070,7 +2395,15 @@
             <w:tcW w:w="2340" w:type="dxa"/>
           </w:tcPr>
           <w:p>
-            <w:r>
+            <w:pPr>
+              <w:rPr>
+                <w:rFonts w:ascii="Times New Roman" w:hAnsi="Times New Roman" w:cs="Times New Roman"/>
+              </w:rPr>
+            </w:pPr>
+            <w:r>
+              <w:rPr>
+                <w:rFonts w:ascii="Times New Roman" w:hAnsi="Times New Roman" w:cs="Times New Roman"/>
+              </w:rPr>
               <w:t>Change in Cash</w:t>
             </w:r>
           </w:p>
@@ -1080,7 +2413,15 @@
             <w:tcW w:w="2340" w:type="dxa"/>
           </w:tcPr>
           <w:p>
-            <w:r>
+            <w:pPr>
+              <w:rPr>
+                <w:rFonts w:ascii="Times New Roman" w:hAnsi="Times New Roman" w:cs="Times New Roman"/>
+              </w:rPr>
+            </w:pPr>
+            <w:r>
+              <w:rPr>
+                <w:rFonts w:ascii="Times New Roman" w:hAnsi="Times New Roman" w:cs="Times New Roman"/>
+              </w:rPr>
               <w:t>CHANGE_CASH_24</w:t>
             </w:r>
           </w:p>
@@ -1090,10 +2431,21 @@
             <w:tcW w:w="2340" w:type="dxa"/>
           </w:tcPr>
           <w:p>
-            <w:r>
+            <w:pPr>
+              <w:rPr>
+                <w:rFonts w:ascii="Times New Roman" w:hAnsi="Times New Roman" w:cs="Times New Roman"/>
+              </w:rPr>
+            </w:pPr>
+            <w:r>
+              <w:rPr>
+                <w:rFonts w:ascii="Times New Roman" w:hAnsi="Times New Roman" w:cs="Times New Roman"/>
+              </w:rPr>
               <w:t>CHANGE_CASH_2</w:t>
             </w:r>
             <w:r>
+              <w:rPr>
+                <w:rFonts w:ascii="Times New Roman" w:hAnsi="Times New Roman" w:cs="Times New Roman"/>
+              </w:rPr>
               <w:t>3</w:t>
             </w:r>
           </w:p>
@@ -1103,10 +2455,21 @@
             <w:tcW w:w="2340" w:type="dxa"/>
           </w:tcPr>
           <w:p>
-            <w:r>
+            <w:pPr>
+              <w:rPr>
+                <w:rFonts w:ascii="Times New Roman" w:hAnsi="Times New Roman" w:cs="Times New Roman"/>
+              </w:rPr>
+            </w:pPr>
+            <w:r>
+              <w:rPr>
+                <w:rFonts w:ascii="Times New Roman" w:hAnsi="Times New Roman" w:cs="Times New Roman"/>
+              </w:rPr>
               <w:t>CHANGE_CASH_2</w:t>
             </w:r>
             <w:r>
+              <w:rPr>
+                <w:rFonts w:ascii="Times New Roman" w:hAnsi="Times New Roman" w:cs="Times New Roman"/>
+              </w:rPr>
               <w:t>2</w:t>
             </w:r>
           </w:p>
@@ -1121,7 +2484,15 @@
             <w:tcW w:w="2340" w:type="dxa"/>
           </w:tcPr>
           <w:p>
-            <w:r>
+            <w:pPr>
+              <w:rPr>
+                <w:rFonts w:ascii="Times New Roman" w:hAnsi="Times New Roman" w:cs="Times New Roman"/>
+              </w:rPr>
+            </w:pPr>
+            <w:r>
+              <w:rPr>
+                <w:rFonts w:ascii="Times New Roman" w:hAnsi="Times New Roman" w:cs="Times New Roman"/>
+              </w:rPr>
               <w:t>Closing Cash</w:t>
             </w:r>
           </w:p>
@@ -1131,7 +2502,15 @@
             <w:tcW w:w="2340" w:type="dxa"/>
           </w:tcPr>
           <w:p>
-            <w:r>
+            <w:pPr>
+              <w:rPr>
+                <w:rFonts w:ascii="Times New Roman" w:hAnsi="Times New Roman" w:cs="Times New Roman"/>
+              </w:rPr>
+            </w:pPr>
+            <w:r>
+              <w:rPr>
+                <w:rFonts w:ascii="Times New Roman" w:hAnsi="Times New Roman" w:cs="Times New Roman"/>
+              </w:rPr>
               <w:t>CLOSING_CASH_24</w:t>
             </w:r>
           </w:p>
@@ -1141,10 +2520,21 @@
             <w:tcW w:w="2340" w:type="dxa"/>
           </w:tcPr>
           <w:p>
-            <w:r>
+            <w:pPr>
+              <w:rPr>
+                <w:rFonts w:ascii="Times New Roman" w:hAnsi="Times New Roman" w:cs="Times New Roman"/>
+              </w:rPr>
+            </w:pPr>
+            <w:r>
+              <w:rPr>
+                <w:rFonts w:ascii="Times New Roman" w:hAnsi="Times New Roman" w:cs="Times New Roman"/>
+              </w:rPr>
               <w:t>CLOSING_CASH_2</w:t>
             </w:r>
             <w:r>
+              <w:rPr>
+                <w:rFonts w:ascii="Times New Roman" w:hAnsi="Times New Roman" w:cs="Times New Roman"/>
+              </w:rPr>
               <w:t>3</w:t>
             </w:r>
           </w:p>
@@ -1154,10 +2544,21 @@
             <w:tcW w:w="2340" w:type="dxa"/>
           </w:tcPr>
           <w:p>
-            <w:r>
+            <w:pPr>
+              <w:rPr>
+                <w:rFonts w:ascii="Times New Roman" w:hAnsi="Times New Roman" w:cs="Times New Roman"/>
+              </w:rPr>
+            </w:pPr>
+            <w:r>
+              <w:rPr>
+                <w:rFonts w:ascii="Times New Roman" w:hAnsi="Times New Roman" w:cs="Times New Roman"/>
+              </w:rPr>
               <w:t>CLOSING_CASH_2</w:t>
             </w:r>
             <w:r>
+              <w:rPr>
+                <w:rFonts w:ascii="Times New Roman" w:hAnsi="Times New Roman" w:cs="Times New Roman"/>
+              </w:rPr>
               <w:t>2</w:t>
             </w:r>
           </w:p>
@@ -1172,7 +2573,15 @@
             <w:tcW w:w="2340" w:type="dxa"/>
           </w:tcPr>
           <w:p>
-            <w:r>
+            <w:pPr>
+              <w:rPr>
+                <w:rFonts w:ascii="Times New Roman" w:hAnsi="Times New Roman" w:cs="Times New Roman"/>
+              </w:rPr>
+            </w:pPr>
+            <w:r>
+              <w:rPr>
+                <w:rFonts w:ascii="Times New Roman" w:hAnsi="Times New Roman" w:cs="Times New Roman"/>
+              </w:rPr>
               <w:t>Total Debt</w:t>
             </w:r>
           </w:p>
@@ -1182,7 +2591,15 @@
             <w:tcW w:w="2340" w:type="dxa"/>
           </w:tcPr>
           <w:p>
-            <w:r>
+            <w:pPr>
+              <w:rPr>
+                <w:rFonts w:ascii="Times New Roman" w:hAnsi="Times New Roman" w:cs="Times New Roman"/>
+              </w:rPr>
+            </w:pPr>
+            <w:r>
+              <w:rPr>
+                <w:rFonts w:ascii="Times New Roman" w:hAnsi="Times New Roman" w:cs="Times New Roman"/>
+              </w:rPr>
               <w:t>TOTAL_DEBT_24</w:t>
             </w:r>
           </w:p>
@@ -1192,10 +2609,21 @@
             <w:tcW w:w="2340" w:type="dxa"/>
           </w:tcPr>
           <w:p>
-            <w:r>
+            <w:pPr>
+              <w:rPr>
+                <w:rFonts w:ascii="Times New Roman" w:hAnsi="Times New Roman" w:cs="Times New Roman"/>
+              </w:rPr>
+            </w:pPr>
+            <w:r>
+              <w:rPr>
+                <w:rFonts w:ascii="Times New Roman" w:hAnsi="Times New Roman" w:cs="Times New Roman"/>
+              </w:rPr>
               <w:t>TOTAL_DEBT_2</w:t>
             </w:r>
             <w:r>
+              <w:rPr>
+                <w:rFonts w:ascii="Times New Roman" w:hAnsi="Times New Roman" w:cs="Times New Roman"/>
+              </w:rPr>
               <w:t>3</w:t>
             </w:r>
           </w:p>
@@ -1205,10 +2633,21 @@
             <w:tcW w:w="2340" w:type="dxa"/>
           </w:tcPr>
           <w:p>
-            <w:r>
+            <w:pPr>
+              <w:rPr>
+                <w:rFonts w:ascii="Times New Roman" w:hAnsi="Times New Roman" w:cs="Times New Roman"/>
+              </w:rPr>
+            </w:pPr>
+            <w:r>
+              <w:rPr>
+                <w:rFonts w:ascii="Times New Roman" w:hAnsi="Times New Roman" w:cs="Times New Roman"/>
+              </w:rPr>
               <w:t>TOTAL_DEBT_2</w:t>
             </w:r>
             <w:r>
+              <w:rPr>
+                <w:rFonts w:ascii="Times New Roman" w:hAnsi="Times New Roman" w:cs="Times New Roman"/>
+              </w:rPr>
               <w:t>2</w:t>
             </w:r>
           </w:p>
@@ -1223,7 +2662,15 @@
             <w:tcW w:w="2340" w:type="dxa"/>
           </w:tcPr>
           <w:p>
-            <w:r>
+            <w:pPr>
+              <w:rPr>
+                <w:rFonts w:ascii="Times New Roman" w:hAnsi="Times New Roman" w:cs="Times New Roman"/>
+              </w:rPr>
+            </w:pPr>
+            <w:r>
+              <w:rPr>
+                <w:rFonts w:ascii="Times New Roman" w:hAnsi="Times New Roman" w:cs="Times New Roman"/>
+              </w:rPr>
               <w:t>Net Debt</w:t>
             </w:r>
           </w:p>
@@ -1233,7 +2680,15 @@
             <w:tcW w:w="2340" w:type="dxa"/>
           </w:tcPr>
           <w:p>
-            <w:r>
+            <w:pPr>
+              <w:rPr>
+                <w:rFonts w:ascii="Times New Roman" w:hAnsi="Times New Roman" w:cs="Times New Roman"/>
+              </w:rPr>
+            </w:pPr>
+            <w:r>
+              <w:rPr>
+                <w:rFonts w:ascii="Times New Roman" w:hAnsi="Times New Roman" w:cs="Times New Roman"/>
+              </w:rPr>
               <w:t>NET_DEBT_24</w:t>
             </w:r>
           </w:p>
@@ -1243,10 +2698,21 @@
             <w:tcW w:w="2340" w:type="dxa"/>
           </w:tcPr>
           <w:p>
-            <w:r>
+            <w:pPr>
+              <w:rPr>
+                <w:rFonts w:ascii="Times New Roman" w:hAnsi="Times New Roman" w:cs="Times New Roman"/>
+              </w:rPr>
+            </w:pPr>
+            <w:r>
+              <w:rPr>
+                <w:rFonts w:ascii="Times New Roman" w:hAnsi="Times New Roman" w:cs="Times New Roman"/>
+              </w:rPr>
               <w:t>NET_DEBT_2</w:t>
             </w:r>
             <w:r>
+              <w:rPr>
+                <w:rFonts w:ascii="Times New Roman" w:hAnsi="Times New Roman" w:cs="Times New Roman"/>
+              </w:rPr>
               <w:t>3</w:t>
             </w:r>
           </w:p>
@@ -1256,10 +2722,21 @@
             <w:tcW w:w="2340" w:type="dxa"/>
           </w:tcPr>
           <w:p>
-            <w:r>
+            <w:pPr>
+              <w:rPr>
+                <w:rFonts w:ascii="Times New Roman" w:hAnsi="Times New Roman" w:cs="Times New Roman"/>
+              </w:rPr>
+            </w:pPr>
+            <w:r>
+              <w:rPr>
+                <w:rFonts w:ascii="Times New Roman" w:hAnsi="Times New Roman" w:cs="Times New Roman"/>
+              </w:rPr>
               <w:t>NET_DEBT_2</w:t>
             </w:r>
             <w:r>
+              <w:rPr>
+                <w:rFonts w:ascii="Times New Roman" w:hAnsi="Times New Roman" w:cs="Times New Roman"/>
+              </w:rPr>
               <w:t>2</w:t>
             </w:r>
           </w:p>
@@ -1274,7 +2751,15 @@
             <w:tcW w:w="2340" w:type="dxa"/>
           </w:tcPr>
           <w:p>
-            <w:r>
+            <w:pPr>
+              <w:rPr>
+                <w:rFonts w:ascii="Times New Roman" w:hAnsi="Times New Roman" w:cs="Times New Roman"/>
+              </w:rPr>
+            </w:pPr>
+            <w:r>
+              <w:rPr>
+                <w:rFonts w:ascii="Times New Roman" w:hAnsi="Times New Roman" w:cs="Times New Roman"/>
+              </w:rPr>
               <w:t>Leverage</w:t>
             </w:r>
           </w:p>
@@ -1284,7 +2769,15 @@
             <w:tcW w:w="2340" w:type="dxa"/>
           </w:tcPr>
           <w:p>
-            <w:r>
+            <w:pPr>
+              <w:rPr>
+                <w:rFonts w:ascii="Times New Roman" w:hAnsi="Times New Roman" w:cs="Times New Roman"/>
+              </w:rPr>
+            </w:pPr>
+            <w:r>
+              <w:rPr>
+                <w:rFonts w:ascii="Times New Roman" w:hAnsi="Times New Roman" w:cs="Times New Roman"/>
+              </w:rPr>
               <w:t>LEVERAGE_24</w:t>
             </w:r>
           </w:p>
@@ -1294,10 +2787,21 @@
             <w:tcW w:w="2340" w:type="dxa"/>
           </w:tcPr>
           <w:p>
-            <w:r>
+            <w:pPr>
+              <w:rPr>
+                <w:rFonts w:ascii="Times New Roman" w:hAnsi="Times New Roman" w:cs="Times New Roman"/>
+              </w:rPr>
+            </w:pPr>
+            <w:r>
+              <w:rPr>
+                <w:rFonts w:ascii="Times New Roman" w:hAnsi="Times New Roman" w:cs="Times New Roman"/>
+              </w:rPr>
               <w:t>LEVERAGE_2</w:t>
             </w:r>
             <w:r>
+              <w:rPr>
+                <w:rFonts w:ascii="Times New Roman" w:hAnsi="Times New Roman" w:cs="Times New Roman"/>
+              </w:rPr>
               <w:t>3</w:t>
             </w:r>
           </w:p>
@@ -1307,33 +2811,147 @@
             <w:tcW w:w="2340" w:type="dxa"/>
           </w:tcPr>
           <w:p>
-            <w:r>
+            <w:pPr>
+              <w:rPr>
+                <w:rFonts w:ascii="Times New Roman" w:hAnsi="Times New Roman" w:cs="Times New Roman"/>
+              </w:rPr>
+            </w:pPr>
+            <w:r>
+              <w:rPr>
+                <w:rFonts w:ascii="Times New Roman" w:hAnsi="Times New Roman" w:cs="Times New Roman"/>
+              </w:rPr>
               <w:t>LEVERAGE_2</w:t>
             </w:r>
             <w:r>
+              <w:rPr>
+                <w:rFonts w:ascii="Times New Roman" w:hAnsi="Times New Roman" w:cs="Times New Roman"/>
+              </w:rPr>
               <w:t>2</w:t>
             </w:r>
           </w:p>
         </w:tc>
       </w:tr>
     </w:tbl>
-    <w:p/>
     <w:p>
+      <w:pPr>
+        <w:rPr>
+          <w:rFonts w:ascii="Times New Roman" w:hAnsi="Times New Roman" w:cs="Times New Roman"/>
+        </w:rPr>
+      </w:pPr>
+    </w:p>
+    <w:p>
+      <w:pPr>
+        <w:rPr>
+          <w:rFonts w:ascii="Times New Roman" w:hAnsi="Times New Roman" w:cs="Times New Roman"/>
+        </w:rPr>
+      </w:pPr>
       <w:r>
+        <w:rPr>
+          <w:rFonts w:ascii="Times New Roman" w:hAnsi="Times New Roman" w:cs="Times New Roman"/>
+        </w:rPr>
         <w:t>[INSERT FINANCIAL PERFORMANCE</w:t>
       </w:r>
       <w:r>
+        <w:rPr>
+          <w:rFonts w:ascii="Times New Roman" w:hAnsi="Times New Roman" w:cs="Times New Roman"/>
+        </w:rPr>
         <w:t xml:space="preserve"> SUMMARY</w:t>
       </w:r>
       <w:r>
+        <w:rPr>
+          <w:rFonts w:ascii="Times New Roman" w:hAnsi="Times New Roman" w:cs="Times New Roman"/>
+        </w:rPr>
         <w:t>]</w:t>
       </w:r>
     </w:p>
     <w:p>
       <w:pPr>
-        <w:pStyle w:val="Ttulo"/>
+        <w:rPr>
+          <w:rFonts w:ascii="Times New Roman" w:hAnsi="Times New Roman" w:cs="Times New Roman"/>
+          <w:color w:val="747474" w:themeColor="background2" w:themeShade="80"/>
+        </w:rPr>
       </w:pPr>
       <w:r>
+        <w:rPr>
+          <w:rFonts w:ascii="Times New Roman" w:hAnsi="Times New Roman" w:cs="Times New Roman"/>
+          <w:noProof/>
+          <w:color w:val="747474" w:themeColor="background2" w:themeShade="80"/>
+        </w:rPr>
+        <mc:AlternateContent>
+          <mc:Choice Requires="wps">
+            <w:drawing>
+              <wp:anchor distT="0" distB="0" distL="114300" distR="114300" simplePos="0" relativeHeight="251673600" behindDoc="0" locked="0" layoutInCell="1" allowOverlap="1" wp14:anchorId="107B7452" wp14:editId="6B2A2AA1">
+                <wp:simplePos x="0" y="0"/>
+                <wp:positionH relativeFrom="column">
+                  <wp:posOffset>-8546</wp:posOffset>
+                </wp:positionH>
+                <wp:positionV relativeFrom="paragraph">
+                  <wp:posOffset>111760</wp:posOffset>
+                </wp:positionV>
+                <wp:extent cx="5896426" cy="0"/>
+                <wp:effectExtent l="0" t="0" r="9525" b="12700"/>
+                <wp:wrapNone/>
+                <wp:docPr id="252207640" name="Conector Reto 3"/>
+                <wp:cNvGraphicFramePr/>
+                <a:graphic xmlns:a="http://schemas.openxmlformats.org/drawingml/2006/main">
+                  <a:graphicData uri="http://schemas.microsoft.com/office/word/2010/wordprocessingShape">
+                    <wps:wsp>
+                      <wps:cNvCnPr/>
+                      <wps:spPr>
+                        <a:xfrm>
+                          <a:off x="0" y="0"/>
+                          <a:ext cx="5896426" cy="0"/>
+                        </a:xfrm>
+                        <a:prstGeom prst="line">
+                          <a:avLst/>
+                        </a:prstGeom>
+                        <a:ln w="12700"/>
+                      </wps:spPr>
+                      <wps:style>
+                        <a:lnRef idx="1">
+                          <a:schemeClr val="dk1"/>
+                        </a:lnRef>
+                        <a:fillRef idx="0">
+                          <a:schemeClr val="dk1"/>
+                        </a:fillRef>
+                        <a:effectRef idx="0">
+                          <a:schemeClr val="dk1"/>
+                        </a:effectRef>
+                        <a:fontRef idx="minor">
+                          <a:schemeClr val="tx1"/>
+                        </a:fontRef>
+                      </wps:style>
+                      <wps:bodyPr/>
+                    </wps:wsp>
+                  </a:graphicData>
+                </a:graphic>
+                <wp14:sizeRelH relativeFrom="margin">
+                  <wp14:pctWidth>0</wp14:pctWidth>
+                </wp14:sizeRelH>
+              </wp:anchor>
+            </w:drawing>
+          </mc:Choice>
+          <mc:Fallback>
+            <w:pict>
+              <v:line w14:anchorId="7022ECEC" id="Conector Reto 3" o:spid="_x0000_s1026" style="position:absolute;z-index:251673600;visibility:visible;mso-wrap-style:square;mso-width-percent:0;mso-wrap-distance-left:9pt;mso-wrap-distance-top:0;mso-wrap-distance-right:9pt;mso-wrap-distance-bottom:0;mso-position-horizontal:absolute;mso-position-horizontal-relative:text;mso-position-vertical:absolute;mso-position-vertical-relative:text;mso-width-percent:0;mso-width-relative:margin" from="-.65pt,8.8pt" to="463.65pt,8.8pt" o:gfxdata="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" strokecolor="black [3200]" strokeweight="1pt">
+                <v:stroke joinstyle="miter"/>
+              </v:line>
+            </w:pict>
+          </mc:Fallback>
+        </mc:AlternateContent>
+      </w:r>
+    </w:p>
+    <w:p>
+      <w:pPr>
+        <w:pStyle w:val="Ttulo"/>
+        <w:rPr>
+          <w:rFonts w:ascii="Times New Roman" w:hAnsi="Times New Roman" w:cs="Times New Roman"/>
+        </w:rPr>
+      </w:pPr>
+      <w:r>
+        <w:rPr>
+          <w:rFonts w:ascii="Times New Roman" w:hAnsi="Times New Roman" w:cs="Times New Roman"/>
+        </w:rPr>
         <w:t>Capital Structure</w:t>
       </w:r>
     </w:p>
@@ -1345,10 +2963,8 @@
         <w:tblLook w:val="06A0" w:firstRow="1" w:lastRow="0" w:firstColumn="1" w:lastColumn="0" w:noHBand="1" w:noVBand="1"/>
       </w:tblPr>
       <w:tblGrid>
-        <w:gridCol w:w="2340"/>
-        <w:gridCol w:w="2340"/>
-        <w:gridCol w:w="2340"/>
-        <w:gridCol w:w="2340"/>
+        <w:gridCol w:w="2689"/>
+        <w:gridCol w:w="3969"/>
       </w:tblGrid>
       <w:tr>
         <w:trPr>
@@ -1356,37 +2972,31 @@
         </w:trPr>
         <w:tc>
           <w:tcPr>
-            <w:tcW w:w="2340" w:type="dxa"/>
-          </w:tcPr>
-          <w:p/>
-        </w:tc>
-        <w:tc>
-          <w:tcPr>
-            <w:tcW w:w="2340" w:type="dxa"/>
-          </w:tcPr>
-          <w:p>
-            <w:r>
+            <w:tcW w:w="2689" w:type="dxa"/>
+          </w:tcPr>
+          <w:p>
+            <w:pPr>
+              <w:rPr>
+                <w:rFonts w:ascii="Times New Roman" w:hAnsi="Times New Roman" w:cs="Times New Roman"/>
+              </w:rPr>
+            </w:pPr>
+          </w:p>
+        </w:tc>
+        <w:tc>
+          <w:tcPr>
+            <w:tcW w:w="3969" w:type="dxa"/>
+          </w:tcPr>
+          <w:p>
+            <w:pPr>
+              <w:rPr>
+                <w:rFonts w:ascii="Times New Roman" w:hAnsi="Times New Roman" w:cs="Times New Roman"/>
+              </w:rPr>
+            </w:pPr>
+            <w:r>
+              <w:rPr>
+                <w:rFonts w:ascii="Times New Roman" w:hAnsi="Times New Roman" w:cs="Times New Roman"/>
+              </w:rPr>
               <w:t>FY 24</w:t>
-            </w:r>
-          </w:p>
-        </w:tc>
-        <w:tc>
-          <w:tcPr>
-            <w:tcW w:w="2340" w:type="dxa"/>
-          </w:tcPr>
-          <w:p>
-            <w:r>
-              <w:t>FY 23</w:t>
-            </w:r>
-          </w:p>
-        </w:tc>
-        <w:tc>
-          <w:tcPr>
-            <w:tcW w:w="2340" w:type="dxa"/>
-          </w:tcPr>
-          <w:p>
-            <w:r>
-              <w:t>FY 22</w:t>
             </w:r>
           </w:p>
         </w:tc>
@@ -1397,53 +3007,37 @@
         </w:trPr>
         <w:tc>
           <w:tcPr>
-            <w:tcW w:w="2340" w:type="dxa"/>
-          </w:tcPr>
-          <w:p>
-            <w:r>
+            <w:tcW w:w="2689" w:type="dxa"/>
+          </w:tcPr>
+          <w:p>
+            <w:pPr>
+              <w:rPr>
+                <w:rFonts w:ascii="Times New Roman" w:hAnsi="Times New Roman" w:cs="Times New Roman"/>
+              </w:rPr>
+            </w:pPr>
+            <w:r>
+              <w:rPr>
+                <w:rFonts w:ascii="Times New Roman" w:hAnsi="Times New Roman" w:cs="Times New Roman"/>
+              </w:rPr>
               <w:t>Facility Name</w:t>
             </w:r>
           </w:p>
         </w:tc>
         <w:tc>
           <w:tcPr>
-            <w:tcW w:w="2340" w:type="dxa"/>
-          </w:tcPr>
-          <w:p>
-            <w:r>
+            <w:tcW w:w="3969" w:type="dxa"/>
+          </w:tcPr>
+          <w:p>
+            <w:pPr>
+              <w:rPr>
+                <w:rFonts w:ascii="Times New Roman" w:hAnsi="Times New Roman" w:cs="Times New Roman"/>
+              </w:rPr>
+            </w:pPr>
+            <w:r>
+              <w:rPr>
+                <w:rFonts w:ascii="Times New Roman" w:hAnsi="Times New Roman" w:cs="Times New Roman"/>
+              </w:rPr>
               <w:t>[FACILITY_NAME_24]</w:t>
-            </w:r>
-          </w:p>
-        </w:tc>
-        <w:tc>
-          <w:tcPr>
-            <w:tcW w:w="2340" w:type="dxa"/>
-          </w:tcPr>
-          <w:p>
-            <w:r>
-              <w:t>[FACILITY_NAME_2</w:t>
-            </w:r>
-            <w:r>
-              <w:t>3</w:t>
-            </w:r>
-            <w:r>
-              <w:t>]</w:t>
-            </w:r>
-          </w:p>
-        </w:tc>
-        <w:tc>
-          <w:tcPr>
-            <w:tcW w:w="2340" w:type="dxa"/>
-          </w:tcPr>
-          <w:p>
-            <w:r>
-              <w:t>[FACILITY_NAME_2</w:t>
-            </w:r>
-            <w:r>
-              <w:t>2</w:t>
-            </w:r>
-            <w:r>
-              <w:t>]</w:t>
             </w:r>
           </w:p>
         </w:tc>
@@ -1454,59 +3048,37 @@
         </w:trPr>
         <w:tc>
           <w:tcPr>
-            <w:tcW w:w="2340" w:type="dxa"/>
-          </w:tcPr>
-          <w:p>
-            <w:r>
+            <w:tcW w:w="2689" w:type="dxa"/>
+          </w:tcPr>
+          <w:p>
+            <w:pPr>
+              <w:rPr>
+                <w:rFonts w:ascii="Times New Roman" w:hAnsi="Times New Roman" w:cs="Times New Roman"/>
+              </w:rPr>
+            </w:pPr>
+            <w:r>
+              <w:rPr>
+                <w:rFonts w:ascii="Times New Roman" w:hAnsi="Times New Roman" w:cs="Times New Roman"/>
+              </w:rPr>
               <w:t>Interest Rate</w:t>
             </w:r>
           </w:p>
         </w:tc>
         <w:tc>
           <w:tcPr>
-            <w:tcW w:w="2340" w:type="dxa"/>
-          </w:tcPr>
-          <w:p>
-            <w:r>
-              <w:t>[</w:t>
-            </w:r>
-            <w:r>
-              <w:t>INTEREST_RATE</w:t>
-            </w:r>
-            <w:r>
-              <w:t>_24]</w:t>
-            </w:r>
-          </w:p>
-        </w:tc>
-        <w:tc>
-          <w:tcPr>
-            <w:tcW w:w="2340" w:type="dxa"/>
-          </w:tcPr>
-          <w:p>
-            <w:r>
-              <w:t>[INTEREST_RATE_2</w:t>
-            </w:r>
-            <w:r>
-              <w:t>3</w:t>
-            </w:r>
-            <w:r>
-              <w:t>]</w:t>
-            </w:r>
-          </w:p>
-        </w:tc>
-        <w:tc>
-          <w:tcPr>
-            <w:tcW w:w="2340" w:type="dxa"/>
-          </w:tcPr>
-          <w:p>
-            <w:r>
-              <w:t>[INTEREST_RATE_2</w:t>
-            </w:r>
-            <w:r>
-              <w:t>2</w:t>
-            </w:r>
-            <w:r>
-              <w:t>]</w:t>
+            <w:tcW w:w="3969" w:type="dxa"/>
+          </w:tcPr>
+          <w:p>
+            <w:pPr>
+              <w:rPr>
+                <w:rFonts w:ascii="Times New Roman" w:hAnsi="Times New Roman" w:cs="Times New Roman"/>
+              </w:rPr>
+            </w:pPr>
+            <w:r>
+              <w:rPr>
+                <w:rFonts w:ascii="Times New Roman" w:hAnsi="Times New Roman" w:cs="Times New Roman"/>
+              </w:rPr>
+              <w:t>[INTEREST_RATE_24]</w:t>
             </w:r>
           </w:p>
         </w:tc>
@@ -1517,59 +3089,37 @@
         </w:trPr>
         <w:tc>
           <w:tcPr>
-            <w:tcW w:w="2340" w:type="dxa"/>
-          </w:tcPr>
-          <w:p>
-            <w:r>
+            <w:tcW w:w="2689" w:type="dxa"/>
+          </w:tcPr>
+          <w:p>
+            <w:pPr>
+              <w:rPr>
+                <w:rFonts w:ascii="Times New Roman" w:hAnsi="Times New Roman" w:cs="Times New Roman"/>
+              </w:rPr>
+            </w:pPr>
+            <w:r>
+              <w:rPr>
+                <w:rFonts w:ascii="Times New Roman" w:hAnsi="Times New Roman" w:cs="Times New Roman"/>
+              </w:rPr>
               <w:t>Maturity</w:t>
             </w:r>
           </w:p>
         </w:tc>
         <w:tc>
           <w:tcPr>
-            <w:tcW w:w="2340" w:type="dxa"/>
-          </w:tcPr>
-          <w:p>
-            <w:r>
-              <w:t>[</w:t>
-            </w:r>
-            <w:r>
-              <w:t>MATURITY</w:t>
-            </w:r>
-            <w:r>
-              <w:t>_24]</w:t>
-            </w:r>
-          </w:p>
-        </w:tc>
-        <w:tc>
-          <w:tcPr>
-            <w:tcW w:w="2340" w:type="dxa"/>
-          </w:tcPr>
-          <w:p>
-            <w:r>
-              <w:t>[MATURITY_2</w:t>
-            </w:r>
-            <w:r>
-              <w:t>3</w:t>
-            </w:r>
-            <w:r>
-              <w:t>]</w:t>
-            </w:r>
-          </w:p>
-        </w:tc>
-        <w:tc>
-          <w:tcPr>
-            <w:tcW w:w="2340" w:type="dxa"/>
-          </w:tcPr>
-          <w:p>
-            <w:r>
-              <w:t>[MATURITY_2</w:t>
-            </w:r>
-            <w:r>
-              <w:t>2</w:t>
-            </w:r>
-            <w:r>
-              <w:t>]</w:t>
+            <w:tcW w:w="3969" w:type="dxa"/>
+          </w:tcPr>
+          <w:p>
+            <w:pPr>
+              <w:rPr>
+                <w:rFonts w:ascii="Times New Roman" w:hAnsi="Times New Roman" w:cs="Times New Roman"/>
+              </w:rPr>
+            </w:pPr>
+            <w:r>
+              <w:rPr>
+                <w:rFonts w:ascii="Times New Roman" w:hAnsi="Times New Roman" w:cs="Times New Roman"/>
+              </w:rPr>
+              <w:t>[MATURITY_24]</w:t>
             </w:r>
           </w:p>
         </w:tc>
@@ -1580,59 +3130,37 @@
         </w:trPr>
         <w:tc>
           <w:tcPr>
-            <w:tcW w:w="2340" w:type="dxa"/>
-          </w:tcPr>
-          <w:p>
-            <w:r>
+            <w:tcW w:w="2689" w:type="dxa"/>
+          </w:tcPr>
+          <w:p>
+            <w:pPr>
+              <w:rPr>
+                <w:rFonts w:ascii="Times New Roman" w:hAnsi="Times New Roman" w:cs="Times New Roman"/>
+              </w:rPr>
+            </w:pPr>
+            <w:r>
+              <w:rPr>
+                <w:rFonts w:ascii="Times New Roman" w:hAnsi="Times New Roman" w:cs="Times New Roman"/>
+              </w:rPr>
               <w:t>Amount Outstanding</w:t>
             </w:r>
           </w:p>
         </w:tc>
         <w:tc>
           <w:tcPr>
-            <w:tcW w:w="2340" w:type="dxa"/>
-          </w:tcPr>
-          <w:p>
-            <w:r>
-              <w:t>[</w:t>
-            </w:r>
-            <w:r>
-              <w:t>OUTSTANDING</w:t>
-            </w:r>
-            <w:r>
-              <w:t>_24]</w:t>
-            </w:r>
-          </w:p>
-        </w:tc>
-        <w:tc>
-          <w:tcPr>
-            <w:tcW w:w="2340" w:type="dxa"/>
-          </w:tcPr>
-          <w:p>
-            <w:r>
-              <w:t>[OUTSTANDING_2</w:t>
-            </w:r>
-            <w:r>
-              <w:t>3</w:t>
-            </w:r>
-            <w:r>
-              <w:t>]</w:t>
-            </w:r>
-          </w:p>
-        </w:tc>
-        <w:tc>
-          <w:tcPr>
-            <w:tcW w:w="2340" w:type="dxa"/>
-          </w:tcPr>
-          <w:p>
-            <w:r>
-              <w:t>[OUTSTANDING_2</w:t>
-            </w:r>
-            <w:r>
-              <w:t>2</w:t>
-            </w:r>
-            <w:r>
-              <w:t>]</w:t>
+            <w:tcW w:w="3969" w:type="dxa"/>
+          </w:tcPr>
+          <w:p>
+            <w:pPr>
+              <w:rPr>
+                <w:rFonts w:ascii="Times New Roman" w:hAnsi="Times New Roman" w:cs="Times New Roman"/>
+              </w:rPr>
+            </w:pPr>
+            <w:r>
+              <w:rPr>
+                <w:rFonts w:ascii="Times New Roman" w:hAnsi="Times New Roman" w:cs="Times New Roman"/>
+              </w:rPr>
+              <w:t>[OUTSTANDING_24]</w:t>
             </w:r>
           </w:p>
         </w:tc>
@@ -1643,59 +3171,37 @@
         </w:trPr>
         <w:tc>
           <w:tcPr>
-            <w:tcW w:w="2340" w:type="dxa"/>
-          </w:tcPr>
-          <w:p>
-            <w:r>
+            <w:tcW w:w="2689" w:type="dxa"/>
+          </w:tcPr>
+          <w:p>
+            <w:pPr>
+              <w:rPr>
+                <w:rFonts w:ascii="Times New Roman" w:hAnsi="Times New Roman" w:cs="Times New Roman"/>
+              </w:rPr>
+            </w:pPr>
+            <w:r>
+              <w:rPr>
+                <w:rFonts w:ascii="Times New Roman" w:hAnsi="Times New Roman" w:cs="Times New Roman"/>
+              </w:rPr>
               <w:t>Gross External Debt</w:t>
             </w:r>
           </w:p>
         </w:tc>
         <w:tc>
           <w:tcPr>
-            <w:tcW w:w="2340" w:type="dxa"/>
-          </w:tcPr>
-          <w:p>
-            <w:r>
-              <w:t>[</w:t>
-            </w:r>
-            <w:r>
-              <w:t>GROSS_DEBT</w:t>
-            </w:r>
-            <w:r>
-              <w:t>_24]</w:t>
-            </w:r>
-          </w:p>
-        </w:tc>
-        <w:tc>
-          <w:tcPr>
-            <w:tcW w:w="2340" w:type="dxa"/>
-          </w:tcPr>
-          <w:p>
-            <w:r>
-              <w:t>[GROSS_DEBT_2</w:t>
-            </w:r>
-            <w:r>
-              <w:t>3</w:t>
-            </w:r>
-            <w:r>
-              <w:t>]</w:t>
-            </w:r>
-          </w:p>
-        </w:tc>
-        <w:tc>
-          <w:tcPr>
-            <w:tcW w:w="2340" w:type="dxa"/>
-          </w:tcPr>
-          <w:p>
-            <w:r>
-              <w:t>[GROSS_DEBT_2</w:t>
-            </w:r>
-            <w:r>
-              <w:t>2</w:t>
-            </w:r>
-            <w:r>
-              <w:t>]</w:t>
+            <w:tcW w:w="3969" w:type="dxa"/>
+          </w:tcPr>
+          <w:p>
+            <w:pPr>
+              <w:rPr>
+                <w:rFonts w:ascii="Times New Roman" w:hAnsi="Times New Roman" w:cs="Times New Roman"/>
+              </w:rPr>
+            </w:pPr>
+            <w:r>
+              <w:rPr>
+                <w:rFonts w:ascii="Times New Roman" w:hAnsi="Times New Roman" w:cs="Times New Roman"/>
+              </w:rPr>
+              <w:t>[GROSS_DEBT_24]</w:t>
             </w:r>
           </w:p>
         </w:tc>
@@ -1706,53 +3212,37 @@
         </w:trPr>
         <w:tc>
           <w:tcPr>
-            <w:tcW w:w="2340" w:type="dxa"/>
-          </w:tcPr>
-          <w:p>
-            <w:r>
+            <w:tcW w:w="2689" w:type="dxa"/>
+          </w:tcPr>
+          <w:p>
+            <w:pPr>
+              <w:rPr>
+                <w:rFonts w:ascii="Times New Roman" w:hAnsi="Times New Roman" w:cs="Times New Roman"/>
+              </w:rPr>
+            </w:pPr>
+            <w:r>
+              <w:rPr>
+                <w:rFonts w:ascii="Times New Roman" w:hAnsi="Times New Roman" w:cs="Times New Roman"/>
+              </w:rPr>
               <w:t>Cash (Closing Cash)</w:t>
             </w:r>
           </w:p>
         </w:tc>
         <w:tc>
           <w:tcPr>
-            <w:tcW w:w="2340" w:type="dxa"/>
-          </w:tcPr>
-          <w:p>
-            <w:r>
-              <w:t>[</w:t>
-            </w:r>
-            <w:r>
-              <w:t>CASH</w:t>
-            </w:r>
-            <w:r>
-              <w:t>_24]</w:t>
-            </w:r>
-          </w:p>
-        </w:tc>
-        <w:tc>
-          <w:tcPr>
-            <w:tcW w:w="2340" w:type="dxa"/>
-          </w:tcPr>
-          <w:p>
-            <w:r>
+            <w:tcW w:w="3969" w:type="dxa"/>
+          </w:tcPr>
+          <w:p>
+            <w:pPr>
+              <w:rPr>
+                <w:rFonts w:ascii="Times New Roman" w:hAnsi="Times New Roman" w:cs="Times New Roman"/>
+              </w:rPr>
+            </w:pPr>
+            <w:r>
+              <w:rPr>
+                <w:rFonts w:ascii="Times New Roman" w:hAnsi="Times New Roman" w:cs="Times New Roman"/>
+              </w:rPr>
               <w:t>[CASH_24]</w:t>
-            </w:r>
-          </w:p>
-        </w:tc>
-        <w:tc>
-          <w:tcPr>
-            <w:tcW w:w="2340" w:type="dxa"/>
-          </w:tcPr>
-          <w:p>
-            <w:r>
-              <w:t>[CASH_2</w:t>
-            </w:r>
-            <w:r>
-              <w:t>2</w:t>
-            </w:r>
-            <w:r>
-              <w:t>]</w:t>
             </w:r>
           </w:p>
         </w:tc>
@@ -1763,59 +3253,37 @@
         </w:trPr>
         <w:tc>
           <w:tcPr>
-            <w:tcW w:w="2340" w:type="dxa"/>
-          </w:tcPr>
-          <w:p>
-            <w:r>
+            <w:tcW w:w="2689" w:type="dxa"/>
+          </w:tcPr>
+          <w:p>
+            <w:pPr>
+              <w:rPr>
+                <w:rFonts w:ascii="Times New Roman" w:hAnsi="Times New Roman" w:cs="Times New Roman"/>
+              </w:rPr>
+            </w:pPr>
+            <w:r>
+              <w:rPr>
+                <w:rFonts w:ascii="Times New Roman" w:hAnsi="Times New Roman" w:cs="Times New Roman"/>
+              </w:rPr>
               <w:t>Net External Debt</w:t>
             </w:r>
           </w:p>
         </w:tc>
         <w:tc>
           <w:tcPr>
-            <w:tcW w:w="2340" w:type="dxa"/>
-          </w:tcPr>
-          <w:p>
-            <w:r>
-              <w:t>[</w:t>
-            </w:r>
-            <w:r>
-              <w:t>NET_DEBT</w:t>
-            </w:r>
-            <w:r>
-              <w:t>_24]</w:t>
-            </w:r>
-          </w:p>
-        </w:tc>
-        <w:tc>
-          <w:tcPr>
-            <w:tcW w:w="2340" w:type="dxa"/>
-          </w:tcPr>
-          <w:p>
-            <w:r>
-              <w:t>[NET_DEBT_2</w:t>
-            </w:r>
-            <w:r>
-              <w:t>3</w:t>
-            </w:r>
-            <w:r>
-              <w:t>]</w:t>
-            </w:r>
-          </w:p>
-        </w:tc>
-        <w:tc>
-          <w:tcPr>
-            <w:tcW w:w="2340" w:type="dxa"/>
-          </w:tcPr>
-          <w:p>
-            <w:r>
-              <w:t>[NET_DEBT_2</w:t>
-            </w:r>
-            <w:r>
-              <w:t>2</w:t>
-            </w:r>
-            <w:r>
-              <w:t>]</w:t>
+            <w:tcW w:w="3969" w:type="dxa"/>
+          </w:tcPr>
+          <w:p>
+            <w:pPr>
+              <w:rPr>
+                <w:rFonts w:ascii="Times New Roman" w:hAnsi="Times New Roman" w:cs="Times New Roman"/>
+              </w:rPr>
+            </w:pPr>
+            <w:r>
+              <w:rPr>
+                <w:rFonts w:ascii="Times New Roman" w:hAnsi="Times New Roman" w:cs="Times New Roman"/>
+              </w:rPr>
+              <w:t>[NET_DEBT_24]</w:t>
             </w:r>
           </w:p>
         </w:tc>
@@ -1826,59 +3294,37 @@
         </w:trPr>
         <w:tc>
           <w:tcPr>
-            <w:tcW w:w="2340" w:type="dxa"/>
-          </w:tcPr>
-          <w:p>
-            <w:r>
+            <w:tcW w:w="2689" w:type="dxa"/>
+          </w:tcPr>
+          <w:p>
+            <w:pPr>
+              <w:rPr>
+                <w:rFonts w:ascii="Times New Roman" w:hAnsi="Times New Roman" w:cs="Times New Roman"/>
+              </w:rPr>
+            </w:pPr>
+            <w:r>
+              <w:rPr>
+                <w:rFonts w:ascii="Times New Roman" w:hAnsi="Times New Roman" w:cs="Times New Roman"/>
+              </w:rPr>
               <w:t>Liquidity</w:t>
             </w:r>
           </w:p>
         </w:tc>
         <w:tc>
           <w:tcPr>
-            <w:tcW w:w="2340" w:type="dxa"/>
-          </w:tcPr>
-          <w:p>
-            <w:r>
-              <w:t>[</w:t>
-            </w:r>
-            <w:r>
-              <w:t>LIQUIDITY</w:t>
-            </w:r>
-            <w:r>
-              <w:t>_24]</w:t>
-            </w:r>
-          </w:p>
-        </w:tc>
-        <w:tc>
-          <w:tcPr>
-            <w:tcW w:w="2340" w:type="dxa"/>
-          </w:tcPr>
-          <w:p>
-            <w:r>
-              <w:t>[LIQUIDITY_2</w:t>
-            </w:r>
-            <w:r>
-              <w:t>3</w:t>
-            </w:r>
-            <w:r>
-              <w:t>]</w:t>
-            </w:r>
-          </w:p>
-        </w:tc>
-        <w:tc>
-          <w:tcPr>
-            <w:tcW w:w="2340" w:type="dxa"/>
-          </w:tcPr>
-          <w:p>
-            <w:r>
-              <w:t>[LIQUIDITY_2</w:t>
-            </w:r>
-            <w:r>
-              <w:t>2</w:t>
-            </w:r>
-            <w:r>
-              <w:t>]</w:t>
+            <w:tcW w:w="3969" w:type="dxa"/>
+          </w:tcPr>
+          <w:p>
+            <w:pPr>
+              <w:rPr>
+                <w:rFonts w:ascii="Times New Roman" w:hAnsi="Times New Roman" w:cs="Times New Roman"/>
+              </w:rPr>
+            </w:pPr>
+            <w:r>
+              <w:rPr>
+                <w:rFonts w:ascii="Times New Roman" w:hAnsi="Times New Roman" w:cs="Times New Roman"/>
+              </w:rPr>
+              <w:t>[LIQUIDITY_24]</w:t>
             </w:r>
           </w:p>
         </w:tc>
@@ -1889,59 +3335,37 @@
         </w:trPr>
         <w:tc>
           <w:tcPr>
-            <w:tcW w:w="2340" w:type="dxa"/>
-          </w:tcPr>
-          <w:p>
-            <w:r>
+            <w:tcW w:w="2689" w:type="dxa"/>
+          </w:tcPr>
+          <w:p>
+            <w:pPr>
+              <w:rPr>
+                <w:rFonts w:ascii="Times New Roman" w:hAnsi="Times New Roman" w:cs="Times New Roman"/>
+              </w:rPr>
+            </w:pPr>
+            <w:r>
+              <w:rPr>
+                <w:rFonts w:ascii="Times New Roman" w:hAnsi="Times New Roman" w:cs="Times New Roman"/>
+              </w:rPr>
               <w:t>EBITDA</w:t>
             </w:r>
           </w:p>
         </w:tc>
         <w:tc>
           <w:tcPr>
-            <w:tcW w:w="2340" w:type="dxa"/>
-          </w:tcPr>
-          <w:p>
-            <w:r>
-              <w:t>[</w:t>
-            </w:r>
-            <w:r>
-              <w:t>EBITDA</w:t>
-            </w:r>
-            <w:r>
-              <w:t>_24]</w:t>
-            </w:r>
-          </w:p>
-        </w:tc>
-        <w:tc>
-          <w:tcPr>
-            <w:tcW w:w="2340" w:type="dxa"/>
-          </w:tcPr>
-          <w:p>
-            <w:r>
-              <w:t>[EBITDA_2</w:t>
-            </w:r>
-            <w:r>
-              <w:t>3</w:t>
-            </w:r>
-            <w:r>
-              <w:t>]</w:t>
-            </w:r>
-          </w:p>
-        </w:tc>
-        <w:tc>
-          <w:tcPr>
-            <w:tcW w:w="2340" w:type="dxa"/>
-          </w:tcPr>
-          <w:p>
-            <w:r>
-              <w:t>[EBITDA_2</w:t>
-            </w:r>
-            <w:r>
-              <w:t>2</w:t>
-            </w:r>
-            <w:r>
-              <w:t>]</w:t>
+            <w:tcW w:w="3969" w:type="dxa"/>
+          </w:tcPr>
+          <w:p>
+            <w:pPr>
+              <w:rPr>
+                <w:rFonts w:ascii="Times New Roman" w:hAnsi="Times New Roman" w:cs="Times New Roman"/>
+              </w:rPr>
+            </w:pPr>
+            <w:r>
+              <w:rPr>
+                <w:rFonts w:ascii="Times New Roman" w:hAnsi="Times New Roman" w:cs="Times New Roman"/>
+              </w:rPr>
+              <w:t>[EBITDA_24]</w:t>
             </w:r>
           </w:p>
         </w:tc>
@@ -1952,85 +3376,250 @@
         </w:trPr>
         <w:tc>
           <w:tcPr>
-            <w:tcW w:w="2340" w:type="dxa"/>
-          </w:tcPr>
-          <w:p>
-            <w:r>
-              <w:lastRenderedPageBreak/>
+            <w:tcW w:w="2689" w:type="dxa"/>
+          </w:tcPr>
+          <w:p>
+            <w:pPr>
+              <w:rPr>
+                <w:rFonts w:ascii="Times New Roman" w:hAnsi="Times New Roman" w:cs="Times New Roman"/>
+              </w:rPr>
+            </w:pPr>
+            <w:r>
+              <w:rPr>
+                <w:rFonts w:ascii="Times New Roman" w:hAnsi="Times New Roman" w:cs="Times New Roman"/>
+              </w:rPr>
               <w:t>Leverage</w:t>
             </w:r>
           </w:p>
         </w:tc>
         <w:tc>
           <w:tcPr>
-            <w:tcW w:w="2340" w:type="dxa"/>
-          </w:tcPr>
-          <w:p>
-            <w:r>
-              <w:t>[</w:t>
-            </w:r>
-            <w:r>
-              <w:t>LEVERAG</w:t>
-            </w:r>
-            <w:r>
-              <w:t>E_24]</w:t>
-            </w:r>
-          </w:p>
-        </w:tc>
-        <w:tc>
-          <w:tcPr>
-            <w:tcW w:w="2340" w:type="dxa"/>
-          </w:tcPr>
-          <w:p>
-            <w:r>
-              <w:t>[LEVERAGE_2</w:t>
-            </w:r>
-            <w:r>
-              <w:t>3</w:t>
-            </w:r>
-            <w:r>
-              <w:t>]</w:t>
-            </w:r>
-          </w:p>
-        </w:tc>
-        <w:tc>
-          <w:tcPr>
-            <w:tcW w:w="2340" w:type="dxa"/>
-          </w:tcPr>
-          <w:p>
-            <w:r>
-              <w:t>[LEVERAGE_2</w:t>
-            </w:r>
-            <w:r>
-              <w:t>2</w:t>
-            </w:r>
-            <w:r>
-              <w:t>]</w:t>
+            <w:tcW w:w="3969" w:type="dxa"/>
+          </w:tcPr>
+          <w:p>
+            <w:pPr>
+              <w:rPr>
+                <w:rFonts w:ascii="Times New Roman" w:hAnsi="Times New Roman" w:cs="Times New Roman"/>
+              </w:rPr>
+            </w:pPr>
+            <w:r>
+              <w:rPr>
+                <w:rFonts w:ascii="Times New Roman" w:hAnsi="Times New Roman" w:cs="Times New Roman"/>
+              </w:rPr>
+              <w:t>[LEVERAGE_24]</w:t>
             </w:r>
           </w:p>
         </w:tc>
       </w:tr>
     </w:tbl>
-    <w:p/>
     <w:p>
+      <w:pPr>
+        <w:rPr>
+          <w:rFonts w:ascii="Times New Roman" w:hAnsi="Times New Roman" w:cs="Times New Roman"/>
+        </w:rPr>
+      </w:pPr>
+    </w:p>
+    <w:p>
+      <w:pPr>
+        <w:rPr>
+          <w:rFonts w:ascii="Times New Roman" w:hAnsi="Times New Roman" w:cs="Times New Roman"/>
+        </w:rPr>
+      </w:pPr>
       <w:r>
+        <w:rPr>
+          <w:rFonts w:ascii="Times New Roman" w:hAnsi="Times New Roman" w:cs="Times New Roman"/>
+        </w:rPr>
         <w:t>[INSERT CAPITAL STRUCTURE</w:t>
       </w:r>
       <w:r>
+        <w:rPr>
+          <w:rFonts w:ascii="Times New Roman" w:hAnsi="Times New Roman" w:cs="Times New Roman"/>
+        </w:rPr>
         <w:t xml:space="preserve"> SUMMARY</w:t>
       </w:r>
       <w:r>
+        <w:rPr>
+          <w:rFonts w:ascii="Times New Roman" w:hAnsi="Times New Roman" w:cs="Times New Roman"/>
+        </w:rPr>
         <w:t>]</w:t>
       </w:r>
     </w:p>
     <w:sectPr>
+      <w:headerReference w:type="default" r:id="rId10"/>
+      <w:footerReference w:type="default" r:id="rId11"/>
       <w:pgSz w:w="12240" w:h="15840"/>
-      <w:pgMar w:top="1440" w:right="1440" w:bottom="1440" w:left="1440" w:header="720" w:footer="720" w:gutter="0"/>
+      <w:pgMar w:top="1440" w:right="1440" w:bottom="1440" w:left="1440" w:header="110" w:footer="118" w:gutter="0"/>
       <w:cols w:space="720"/>
       <w:docGrid w:linePitch="360"/>
     </w:sectPr>
   </w:body>
 </w:document>
+</file>
+
+<file path=word/endnotes.xml><?xml version="1.0" encoding="utf-8"?>
+<w:endnotes xmlns:wpc="http://schemas.microsoft.com/office/word/2010/wordprocessingCanvas" xmlns:cx="http://schemas.microsoft.com/office/drawing/2014/chartex" xmlns:cx1="http://schemas.microsoft.com/office/drawing/2015/9/8/chartex" xmlns:cx2="http://schemas.microsoft.com/office/drawing/2015/10/21/chartex" xmlns:cx3="http://schemas.microsoft.com/office/drawing/2016/5/9/chartex" xmlns:cx4="http://schemas.microsoft.com/office/drawing/2016/5/10/chartex" xmlns:cx5="http://schemas.microsoft.com/office/drawing/2016/5/11/chartex" xmlns:cx6="http://schemas.microsoft.com/office/drawing/2016/5/12/chartex" xmlns:cx7="http://schemas.microsoft.com/office/drawing/2016/5/13/chartex" xmlns:cx8="http://schemas.microsoft.com/office/drawing/2016/5/14/chartex" xmlns:mc="http://schemas.openxmlformats.org/markup-compatibility/2006" xmlns:aink="http://schemas.microsoft.com/office/drawing/2016/ink" xmlns:am3d="http://schemas.microsoft.com/office/drawing/2017/model3d" xmlns:o="urn:schemas-microsoft-com:office:office" xmlns:oel="http://schemas.microsoft.com/office/2019/extlst" xmlns:r="http://schemas.openxmlformats.org/officeDocument/2006/relationships" xmlns:m="http://schemas.openxmlformats.org/officeDocument/2006/math" xmlns:v="urn:schemas-microsoft-com:vml" xmlns:wp14="http://schemas.microsoft.com/office/word/2010/wordprocessingDrawing" xmlns:wp="http://schemas.openxmlformats.org/drawingml/2006/wordprocessingDrawing" xmlns:w10="urn:schemas-microsoft-com:office:word" xmlns:w="http://schemas.openxmlformats.org/wordprocessingml/2006/main" xmlns:w14="http://schemas.microsoft.com/office/word/2010/wordml" xmlns:w15="http://schemas.microsoft.com/office/word/2012/wordml" xmlns:w16cex="http://schemas.microsoft.com/office/word/2018/wordml/cex" xmlns:w16cid="http://schemas.microsoft.com/office/word/2016/wordml/cid" xmlns:w16="http://schemas.microsoft.com/office/word/2018/wordml" xmlns:w16sdtdh="http://schemas.microsoft.com/office/word/2020/wordml/sdtdatahash" xmlns:w16se="http://schemas.microsoft.com/office/word/2015/wordml/symex" xmlns:wpg="http://schemas.microsoft.com/office/word/2010/wordprocessingGroup" xmlns:wpi="http://schemas.microsoft.com/office/word/2010/wordprocessingInk" xmlns:wne="http://schemas.microsoft.com/office/word/2006/wordml" xmlns:wps="http://schemas.microsoft.com/office/word/2010/wordprocessingShape" mc:Ignorable="w14 w15 w16se w16cid w16 w16cex w16sdtdh wp14">
+  <w:endnote w:type="separator" w:id="-1">
+    <w:p>
+      <w:pPr>
+        <w:spacing w:after="0" w:line="240" w:lineRule="auto"/>
+      </w:pPr>
+      <w:r>
+        <w:separator/>
+      </w:r>
+    </w:p>
+  </w:endnote>
+  <w:endnote w:type="continuationSeparator" w:id="0">
+    <w:p>
+      <w:pPr>
+        <w:spacing w:after="0" w:line="240" w:lineRule="auto"/>
+      </w:pPr>
+      <w:r>
+        <w:continuationSeparator/>
+      </w:r>
+    </w:p>
+  </w:endnote>
+</w:endnotes>
+</file>
+
+<file path=word/footer1.xml><?xml version="1.0" encoding="utf-8"?>
+<w:ftr xmlns:wpc="http://schemas.microsoft.com/office/word/2010/wordprocessingCanvas" xmlns:cx="http://schemas.microsoft.com/office/drawing/2014/chartex" xmlns:cx1="http://schemas.microsoft.com/office/drawing/2015/9/8/chartex" xmlns:cx2="http://schemas.microsoft.com/office/drawing/2015/10/21/chartex" xmlns:cx3="http://schemas.microsoft.com/office/drawing/2016/5/9/chartex" xmlns:cx4="http://schemas.microsoft.com/office/drawing/2016/5/10/chartex" xmlns:cx5="http://schemas.microsoft.com/office/drawing/2016/5/11/chartex" xmlns:cx6="http://schemas.microsoft.com/office/drawing/2016/5/12/chartex" xmlns:cx7="http://schemas.microsoft.com/office/drawing/2016/5/13/chartex" xmlns:cx8="http://schemas.microsoft.com/office/drawing/2016/5/14/chartex" xmlns:mc="http://schemas.openxmlformats.org/markup-compatibility/2006" xmlns:aink="http://schemas.microsoft.com/office/drawing/2016/ink" xmlns:am3d="http://schemas.microsoft.com/office/drawing/2017/model3d" xmlns:o="urn:schemas-microsoft-com:office:office" xmlns:oel="http://schemas.microsoft.com/office/2019/extlst" xmlns:r="http://schemas.openxmlformats.org/officeDocument/2006/relationships" xmlns:m="http://schemas.openxmlformats.org/officeDocument/2006/math" xmlns:v="urn:schemas-microsoft-com:vml" xmlns:wp14="http://schemas.microsoft.com/office/word/2010/wordprocessingDrawing" xmlns:wp="http://schemas.openxmlformats.org/drawingml/2006/wordprocessingDrawing" xmlns:w10="urn:schemas-microsoft-com:office:word" xmlns:w="http://schemas.openxmlformats.org/wordprocessingml/2006/main" xmlns:w14="http://schemas.microsoft.com/office/word/2010/wordml" xmlns:w15="http://schemas.microsoft.com/office/word/2012/wordml" xmlns:w16cex="http://schemas.microsoft.com/office/word/2018/wordml/cex" xmlns:w16cid="http://schemas.microsoft.com/office/word/2016/wordml/cid" xmlns:w16="http://schemas.microsoft.com/office/word/2018/wordml" xmlns:w16sdtdh="http://schemas.microsoft.com/office/word/2020/wordml/sdtdatahash" xmlns:w16se="http://schemas.microsoft.com/office/word/2015/wordml/symex" xmlns:wpg="http://schemas.microsoft.com/office/word/2010/wordprocessingGroup" xmlns:wpi="http://schemas.microsoft.com/office/word/2010/wordprocessingInk" xmlns:wne="http://schemas.microsoft.com/office/word/2006/wordml" xmlns:wps="http://schemas.microsoft.com/office/word/2010/wordprocessingShape" mc:Ignorable="w14 w15 w16se w16cid w16 w16cex w16sdtdh wp14">
+  <w:p>
+    <w:pPr>
+      <w:pStyle w:val="Rodap"/>
+      <w:ind w:hanging="1276"/>
+    </w:pPr>
+    <w:r>
+      <w:rPr>
+        <w:noProof/>
+      </w:rPr>
+      <w:drawing>
+        <wp:inline distT="0" distB="0" distL="0" distR="0" wp14:anchorId="4EB86065" wp14:editId="44D73DB8">
+          <wp:extent cx="737191" cy="412827"/>
+          <wp:effectExtent l="0" t="0" r="0" b="0"/>
+          <wp:docPr id="1442597411" name="Imagem 2" descr="Logotipo, nome da empresa&#10;&#10;Descrição gerada automaticamente"/>
+          <wp:cNvGraphicFramePr>
+            <a:graphicFrameLocks xmlns:a="http://schemas.openxmlformats.org/drawingml/2006/main" noChangeAspect="1"/>
+          </wp:cNvGraphicFramePr>
+          <a:graphic xmlns:a="http://schemas.openxmlformats.org/drawingml/2006/main">
+            <a:graphicData uri="http://schemas.openxmlformats.org/drawingml/2006/picture">
+              <pic:pic xmlns:pic="http://schemas.openxmlformats.org/drawingml/2006/picture">
+                <pic:nvPicPr>
+                  <pic:cNvPr id="1442597411" name="Imagem 2" descr="Logotipo, nome da empresa&#10;&#10;Descrição gerada automaticamente"/>
+                  <pic:cNvPicPr/>
+                </pic:nvPicPr>
+                <pic:blipFill>
+                  <a:blip r:embed="rId1">
+                    <a:grayscl/>
+                    <a:extLst>
+                      <a:ext uri="{28A0092B-C50C-407E-A947-70E740481C1C}">
+                        <a14:useLocalDpi xmlns:a14="http://schemas.microsoft.com/office/drawing/2010/main" val="0"/>
+                      </a:ext>
+                    </a:extLst>
+                  </a:blip>
+                  <a:stretch>
+                    <a:fillRect/>
+                  </a:stretch>
+                </pic:blipFill>
+                <pic:spPr>
+                  <a:xfrm>
+                    <a:off x="0" y="0"/>
+                    <a:ext cx="804270" cy="450391"/>
+                  </a:xfrm>
+                  <a:prstGeom prst="rect">
+                    <a:avLst/>
+                  </a:prstGeom>
+                </pic:spPr>
+              </pic:pic>
+            </a:graphicData>
+          </a:graphic>
+        </wp:inline>
+      </w:drawing>
+    </w:r>
+  </w:p>
+</w:ftr>
+</file>
+
+<file path=word/footnotes.xml><?xml version="1.0" encoding="utf-8"?>
+<w:footnotes xmlns:wpc="http://schemas.microsoft.com/office/word/2010/wordprocessingCanvas" xmlns:cx="http://schemas.microsoft.com/office/drawing/2014/chartex" xmlns:cx1="http://schemas.microsoft.com/office/drawing/2015/9/8/chartex" xmlns:cx2="http://schemas.microsoft.com/office/drawing/2015/10/21/chartex" xmlns:cx3="http://schemas.microsoft.com/office/drawing/2016/5/9/chartex" xmlns:cx4="http://schemas.microsoft.com/office/drawing/2016/5/10/chartex" xmlns:cx5="http://schemas.microsoft.com/office/drawing/2016/5/11/chartex" xmlns:cx6="http://schemas.microsoft.com/office/drawing/2016/5/12/chartex" xmlns:cx7="http://schemas.microsoft.com/office/drawing/2016/5/13/chartex" xmlns:cx8="http://schemas.microsoft.com/office/drawing/2016/5/14/chartex" xmlns:mc="http://schemas.openxmlformats.org/markup-compatibility/2006" xmlns:aink="http://schemas.microsoft.com/office/drawing/2016/ink" xmlns:am3d="http://schemas.microsoft.com/office/drawing/2017/model3d" xmlns:o="urn:schemas-microsoft-com:office:office" xmlns:oel="http://schemas.microsoft.com/office/2019/extlst" xmlns:r="http://schemas.openxmlformats.org/officeDocument/2006/relationships" xmlns:m="http://schemas.openxmlformats.org/officeDocument/2006/math" xmlns:v="urn:schemas-microsoft-com:vml" xmlns:wp14="http://schemas.microsoft.com/office/word/2010/wordprocessingDrawing" xmlns:wp="http://schemas.openxmlformats.org/drawingml/2006/wordprocessingDrawing" xmlns:w10="urn:schemas-microsoft-com:office:word" xmlns:w="http://schemas.openxmlformats.org/wordprocessingml/2006/main" xmlns:w14="http://schemas.microsoft.com/office/word/2010/wordml" xmlns:w15="http://schemas.microsoft.com/office/word/2012/wordml" xmlns:w16cex="http://schemas.microsoft.com/office/word/2018/wordml/cex" xmlns:w16cid="http://schemas.microsoft.com/office/word/2016/wordml/cid" xmlns:w16="http://schemas.microsoft.com/office/word/2018/wordml" xmlns:w16sdtdh="http://schemas.microsoft.com/office/word/2020/wordml/sdtdatahash" xmlns:w16se="http://schemas.microsoft.com/office/word/2015/wordml/symex" xmlns:wpg="http://schemas.microsoft.com/office/word/2010/wordprocessingGroup" xmlns:wpi="http://schemas.microsoft.com/office/word/2010/wordprocessingInk" xmlns:wne="http://schemas.microsoft.com/office/word/2006/wordml" xmlns:wps="http://schemas.microsoft.com/office/word/2010/wordprocessingShape" mc:Ignorable="w14 w15 w16se w16cid w16 w16cex w16sdtdh wp14">
+  <w:footnote w:type="separator" w:id="-1">
+    <w:p>
+      <w:pPr>
+        <w:spacing w:after="0" w:line="240" w:lineRule="auto"/>
+      </w:pPr>
+      <w:r>
+        <w:separator/>
+      </w:r>
+    </w:p>
+  </w:footnote>
+  <w:footnote w:type="continuationSeparator" w:id="0">
+    <w:p>
+      <w:pPr>
+        <w:spacing w:after="0" w:line="240" w:lineRule="auto"/>
+      </w:pPr>
+      <w:r>
+        <w:continuationSeparator/>
+      </w:r>
+    </w:p>
+  </w:footnote>
+</w:footnotes>
+</file>
+
+<file path=word/header1.xml><?xml version="1.0" encoding="utf-8"?>
+<w:hdr xmlns:wpc="http://schemas.microsoft.com/office/word/2010/wordprocessingCanvas" xmlns:cx="http://schemas.microsoft.com/office/drawing/2014/chartex" xmlns:cx1="http://schemas.microsoft.com/office/drawing/2015/9/8/chartex" xmlns:cx2="http://schemas.microsoft.com/office/drawing/2015/10/21/chartex" xmlns:cx3="http://schemas.microsoft.com/office/drawing/2016/5/9/chartex" xmlns:cx4="http://schemas.microsoft.com/office/drawing/2016/5/10/chartex" xmlns:cx5="http://schemas.microsoft.com/office/drawing/2016/5/11/chartex" xmlns:cx6="http://schemas.microsoft.com/office/drawing/2016/5/12/chartex" xmlns:cx7="http://schemas.microsoft.com/office/drawing/2016/5/13/chartex" xmlns:cx8="http://schemas.microsoft.com/office/drawing/2016/5/14/chartex" xmlns:mc="http://schemas.openxmlformats.org/markup-compatibility/2006" xmlns:aink="http://schemas.microsoft.com/office/drawing/2016/ink" xmlns:am3d="http://schemas.microsoft.com/office/drawing/2017/model3d" xmlns:o="urn:schemas-microsoft-com:office:office" xmlns:oel="http://schemas.microsoft.com/office/2019/extlst" xmlns:r="http://schemas.openxmlformats.org/officeDocument/2006/relationships" xmlns:m="http://schemas.openxmlformats.org/officeDocument/2006/math" xmlns:v="urn:schemas-microsoft-com:vml" xmlns:wp14="http://schemas.microsoft.com/office/word/2010/wordprocessingDrawing" xmlns:wp="http://schemas.openxmlformats.org/drawingml/2006/wordprocessingDrawing" xmlns:w10="urn:schemas-microsoft-com:office:word" xmlns:w="http://schemas.openxmlformats.org/wordprocessingml/2006/main" xmlns:w14="http://schemas.microsoft.com/office/word/2010/wordml" xmlns:w15="http://schemas.microsoft.com/office/word/2012/wordml" xmlns:w16cex="http://schemas.microsoft.com/office/word/2018/wordml/cex" xmlns:w16cid="http://schemas.microsoft.com/office/word/2016/wordml/cid" xmlns:w16="http://schemas.microsoft.com/office/word/2018/wordml" xmlns:w16sdtdh="http://schemas.microsoft.com/office/word/2020/wordml/sdtdatahash" xmlns:w16se="http://schemas.microsoft.com/office/word/2015/wordml/symex" xmlns:wpg="http://schemas.microsoft.com/office/word/2010/wordprocessingGroup" xmlns:wpi="http://schemas.microsoft.com/office/word/2010/wordprocessingInk" xmlns:wne="http://schemas.microsoft.com/office/word/2006/wordml" xmlns:wps="http://schemas.microsoft.com/office/word/2010/wordprocessingShape" mc:Ignorable="w14 w15 w16se w16cid w16 w16cex w16sdtdh wp14">
+  <w:p>
+    <w:pPr>
+      <w:pStyle w:val="Cabealho"/>
+      <w:ind w:left="-1276"/>
+    </w:pPr>
+    <w:r>
+      <w:rPr>
+        <w:noProof/>
+      </w:rPr>
+      <w:drawing>
+        <wp:inline distT="0" distB="0" distL="0" distR="0" wp14:anchorId="28F2CE0A" wp14:editId="3A5BFD2C">
+          <wp:extent cx="708837" cy="309863"/>
+          <wp:effectExtent l="0" t="0" r="2540" b="0"/>
+          <wp:docPr id="761827416" name="Imagem 1" descr="Logotipo&#10;&#10;Descrição gerada automaticamente"/>
+          <wp:cNvGraphicFramePr>
+            <a:graphicFrameLocks xmlns:a="http://schemas.openxmlformats.org/drawingml/2006/main" noChangeAspect="1"/>
+          </wp:cNvGraphicFramePr>
+          <a:graphic xmlns:a="http://schemas.openxmlformats.org/drawingml/2006/main">
+            <a:graphicData uri="http://schemas.openxmlformats.org/drawingml/2006/picture">
+              <pic:pic xmlns:pic="http://schemas.openxmlformats.org/drawingml/2006/picture">
+                <pic:nvPicPr>
+                  <pic:cNvPr id="761827416" name="Imagem 1" descr="Logotipo&#10;&#10;Descrição gerada automaticamente"/>
+                  <pic:cNvPicPr/>
+                </pic:nvPicPr>
+                <pic:blipFill>
+                  <a:blip r:embed="rId1">
+                    <a:grayscl/>
+                    <a:extLst>
+                      <a:ext uri="{28A0092B-C50C-407E-A947-70E740481C1C}">
+                        <a14:useLocalDpi xmlns:a14="http://schemas.microsoft.com/office/drawing/2010/main" val="0"/>
+                      </a:ext>
+                    </a:extLst>
+                  </a:blip>
+                  <a:stretch>
+                    <a:fillRect/>
+                  </a:stretch>
+                </pic:blipFill>
+                <pic:spPr>
+                  <a:xfrm>
+                    <a:off x="0" y="0"/>
+                    <a:ext cx="735829" cy="321663"/>
+                  </a:xfrm>
+                  <a:prstGeom prst="rect">
+                    <a:avLst/>
+                  </a:prstGeom>
+                </pic:spPr>
+              </pic:pic>
+            </a:graphicData>
+          </a:graphic>
+        </wp:inline>
+      </w:drawing>
+    </w:r>
+  </w:p>
+</w:hdr>
 </file>
 
 <file path=word/styles.xml><?xml version="1.0" encoding="utf-8"?>
@@ -2912,6 +4501,50 @@
       </w:tblBorders>
     </w:tblPr>
   </w:style>
+  <w:style w:type="paragraph" w:styleId="Cabealho">
+    <w:name w:val="header"/>
+    <w:basedOn w:val="Normal"/>
+    <w:link w:val="CabealhoChar"/>
+    <w:uiPriority w:val="99"/>
+    <w:unhideWhenUsed/>
+    <w:rsid w:val="00876D0F"/>
+    <w:pPr>
+      <w:tabs>
+        <w:tab w:val="center" w:pos="4252"/>
+        <w:tab w:val="right" w:pos="8504"/>
+      </w:tabs>
+      <w:spacing w:after="0" w:line="240" w:lineRule="auto"/>
+    </w:pPr>
+  </w:style>
+  <w:style w:type="character" w:customStyle="1" w:styleId="CabealhoChar">
+    <w:name w:val="Cabeçalho Char"/>
+    <w:basedOn w:val="Fontepargpadro"/>
+    <w:link w:val="Cabealho"/>
+    <w:uiPriority w:val="99"/>
+    <w:rsid w:val="00876D0F"/>
+  </w:style>
+  <w:style w:type="paragraph" w:styleId="Rodap">
+    <w:name w:val="footer"/>
+    <w:basedOn w:val="Normal"/>
+    <w:link w:val="RodapChar"/>
+    <w:uiPriority w:val="99"/>
+    <w:unhideWhenUsed/>
+    <w:rsid w:val="00876D0F"/>
+    <w:pPr>
+      <w:tabs>
+        <w:tab w:val="center" w:pos="4252"/>
+        <w:tab w:val="right" w:pos="8504"/>
+      </w:tabs>
+      <w:spacing w:after="0" w:line="240" w:lineRule="auto"/>
+    </w:pPr>
+  </w:style>
+  <w:style w:type="character" w:customStyle="1" w:styleId="RodapChar">
+    <w:name w:val="Rodapé Char"/>
+    <w:basedOn w:val="Fontepargpadro"/>
+    <w:link w:val="Rodap"/>
+    <w:uiPriority w:val="99"/>
+    <w:rsid w:val="00876D0F"/>
+  </w:style>
 </w:styles>
 </file>
 
@@ -3451,6 +5084,10 @@
 </ct:contentTypeSchema>
 </file>
 
+<file path=customXml/item4.xml><?xml version="1.0" encoding="utf-8"?>
+<b:Sources xmlns:b="http://schemas.openxmlformats.org/officeDocument/2006/bibliography" xmlns="http://schemas.openxmlformats.org/officeDocument/2006/bibliography" SelectedStyle="/APASixthEditionOfficeOnline.xsl" StyleName="APA" Version="6"/>
+</file>
+
 <file path=customXml/itemProps1.xml><?xml version="1.0" encoding="utf-8"?>
 <ds:datastoreItem xmlns:ds="http://schemas.openxmlformats.org/officeDocument/2006/customXml" ds:itemID="{3BEF51D9-0BF8-44E6-B7FD-0647C373EEB2}">
   <ds:schemaRefs>
@@ -3487,4 +5124,12 @@
     <ds:schemaRef ds:uri="http://schemas.microsoft.com/internal/obd"/>
   </ds:schemaRefs>
 </ds:datastoreItem>
+</file>
+
+<file path=customXml/itemProps4.xml><?xml version="1.0" encoding="utf-8"?>
+<ds:datastoreItem xmlns:ds="http://schemas.openxmlformats.org/officeDocument/2006/customXml" ds:itemID="{E213D65A-7BBA-6C48-96D9-FA5A7686DA50}">
+  <ds:schemaRefs>
+    <ds:schemaRef ds:uri="http://schemas.openxmlformats.org/officeDocument/2006/bibliography"/>
+  </ds:schemaRefs>
+</ds:datastoreItem>
 </file>